--- a/klagomål/A 53468-2023 FSC-klagomål.docx
+++ b/klagomål/A 53468-2023 FSC-klagomål.docx
@@ -932,7 +932,7 @@
     <w:r>
       <w:tab/>
       <w:tab/>
-      <w:t>2026-04-25</w:t>
+      <w:t>2026-04-26</w:t>
       <w:br/>
       <w:br/>
     </w:r>

--- a/klagomål/A 53468-2023 FSC-klagomål.docx
+++ b/klagomål/A 53468-2023 FSC-klagomål.docx
@@ -932,7 +932,7 @@
     <w:r>
       <w:tab/>
       <w:tab/>
-      <w:t>2026-05-16</w:t>
+      <w:t>2026-05-17</w:t>
       <w:br/>
       <w:br/>
     </w:r>

--- a/klagomål/A 53468-2023 FSC-klagomål.docx
+++ b/klagomål/A 53468-2023 FSC-klagomål.docx
@@ -932,7 +932,7 @@
     <w:r>
       <w:tab/>
       <w:tab/>
-      <w:t>2026-05-17</w:t>
+      <w:t>2026-05-18</w:t>
       <w:br/>
       <w:br/>
     </w:r>

--- a/klagomål/A 53468-2023 FSC-klagomål.docx
+++ b/klagomål/A 53468-2023 FSC-klagomål.docx
@@ -932,7 +932,7 @@
     <w:r>
       <w:tab/>
       <w:tab/>
-      <w:t>2026-05-18</w:t>
+      <w:t>2026-05-19</w:t>
       <w:br/>
       <w:br/>
     </w:r>

--- a/klagomål/A 53468-2023 FSC-klagomål.docx
+++ b/klagomål/A 53468-2023 FSC-klagomål.docx
@@ -932,7 +932,7 @@
     <w:r>
       <w:tab/>
       <w:tab/>
-      <w:t>2026-05-19</w:t>
+      <w:t>2026-05-20</w:t>
       <w:br/>
       <w:br/>
     </w:r>

--- a/klagomål/A 53468-2023 FSC-klagomål.docx
+++ b/klagomål/A 53468-2023 FSC-klagomål.docx
@@ -932,7 +932,7 @@
     <w:r>
       <w:tab/>
       <w:tab/>
-      <w:t>2026-05-20</w:t>
+      <w:t>2026-05-21</w:t>
       <w:br/>
       <w:br/>
     </w:r>

--- a/klagomål/A 53468-2023 FSC-klagomål.docx
+++ b/klagomål/A 53468-2023 FSC-klagomål.docx
@@ -932,7 +932,7 @@
     <w:r>
       <w:tab/>
       <w:tab/>
-      <w:t>2026-05-21</w:t>
+      <w:t>2026-05-22</w:t>
       <w:br/>
       <w:br/>
     </w:r>

--- a/klagomål/A 53468-2023 FSC-klagomål.docx
+++ b/klagomål/A 53468-2023 FSC-klagomål.docx
@@ -932,7 +932,7 @@
     <w:r>
       <w:tab/>
       <w:tab/>
-      <w:t>2026-05-22</w:t>
+      <w:t>2026-05-23</w:t>
       <w:br/>
       <w:br/>
     </w:r>

--- a/klagomål/A 53468-2023 FSC-klagomål.docx
+++ b/klagomål/A 53468-2023 FSC-klagomål.docx
@@ -932,7 +932,7 @@
     <w:r>
       <w:tab/>
       <w:tab/>
-      <w:t>2026-05-23</w:t>
+      <w:t>2026-05-24</w:t>
       <w:br/>
       <w:br/>
     </w:r>

--- a/klagomål/A 53468-2023 FSC-klagomål.docx
+++ b/klagomål/A 53468-2023 FSC-klagomål.docx
@@ -932,7 +932,7 @@
     <w:r>
       <w:tab/>
       <w:tab/>
-      <w:t>2026-05-24</w:t>
+      <w:t>2026-05-25</w:t>
       <w:br/>
       <w:br/>
     </w:r>

--- a/klagomål/A 53468-2023 FSC-klagomål.docx
+++ b/klagomål/A 53468-2023 FSC-klagomål.docx
@@ -932,7 +932,7 @@
     <w:r>
       <w:tab/>
       <w:tab/>
-      <w:t>2026-05-25</w:t>
+      <w:t>2026-05-26</w:t>
       <w:br/>
       <w:br/>
     </w:r>

--- a/klagomål/A 53468-2023 FSC-klagomål.docx
+++ b/klagomål/A 53468-2023 FSC-klagomål.docx
@@ -932,7 +932,7 @@
     <w:r>
       <w:tab/>
       <w:tab/>
-      <w:t>2026-05-26</w:t>
+      <w:t>2026-05-27</w:t>
       <w:br/>
       <w:br/>
     </w:r>

--- a/klagomål/A 53468-2023 FSC-klagomål.docx
+++ b/klagomål/A 53468-2023 FSC-klagomål.docx
@@ -932,7 +932,7 @@
     <w:r>
       <w:tab/>
       <w:tab/>
-      <w:t>2026-05-27</w:t>
+      <w:t>2026-05-28</w:t>
       <w:br/>
       <w:br/>
     </w:r>

--- a/klagomål/A 53468-2023 FSC-klagomål.docx
+++ b/klagomål/A 53468-2023 FSC-klagomål.docx
@@ -932,7 +932,7 @@
     <w:r>
       <w:tab/>
       <w:tab/>
-      <w:t>2026-05-28</w:t>
+      <w:t>2026-05-29</w:t>
       <w:br/>
       <w:br/>
     </w:r>

--- a/klagomål/A 53468-2023 FSC-klagomål.docx
+++ b/klagomål/A 53468-2023 FSC-klagomål.docx
@@ -932,7 +932,7 @@
     <w:r>
       <w:tab/>
       <w:tab/>
-      <w:t>2026-05-29</w:t>
+      <w:t>2026-05-30</w:t>
       <w:br/>
       <w:br/>
     </w:r>

--- a/klagomål/A 53468-2023 FSC-klagomål.docx
+++ b/klagomål/A 53468-2023 FSC-klagomål.docx
@@ -932,7 +932,7 @@
     <w:r>
       <w:tab/>
       <w:tab/>
-      <w:t>2026-05-30</w:t>
+      <w:t>2026-05-31</w:t>
       <w:br/>
       <w:br/>
     </w:r>

--- a/klagomål/A 53468-2023 FSC-klagomål.docx
+++ b/klagomål/A 53468-2023 FSC-klagomål.docx
@@ -932,7 +932,7 @@
     <w:r>
       <w:tab/>
       <w:tab/>
-      <w:t>2026-05-31</w:t>
+      <w:t>2026-06-01</w:t>
       <w:br/>
       <w:br/>
     </w:r>

--- a/klagomål/A 53468-2023 FSC-klagomål.docx
+++ b/klagomål/A 53468-2023 FSC-klagomål.docx
@@ -932,7 +932,7 @@
     <w:r>
       <w:tab/>
       <w:tab/>
-      <w:t>2026-06-01</w:t>
+      <w:t>2026-06-02</w:t>
       <w:br/>
       <w:br/>
     </w:r>

--- a/klagomål/A 53468-2023 FSC-klagomål.docx
+++ b/klagomål/A 53468-2023 FSC-klagomål.docx
@@ -932,7 +932,7 @@
     <w:r>
       <w:tab/>
       <w:tab/>
-      <w:t>2026-06-02</w:t>
+      <w:t>2026-06-03</w:t>
       <w:br/>
       <w:br/>
     </w:r>

--- a/klagomål/A 53468-2023 FSC-klagomål.docx
+++ b/klagomål/A 53468-2023 FSC-klagomål.docx
@@ -932,7 +932,7 @@
     <w:r>
       <w:tab/>
       <w:tab/>
-      <w:t>2026-06-03</w:t>
+      <w:t>2026-06-04</w:t>
       <w:br/>
       <w:br/>
     </w:r>

--- a/klagomål/A 53468-2023 FSC-klagomål.docx
+++ b/klagomål/A 53468-2023 FSC-klagomål.docx
@@ -932,7 +932,7 @@
     <w:r>
       <w:tab/>
       <w:tab/>
-      <w:t>2026-06-04</w:t>
+      <w:t>2026-06-05</w:t>
       <w:br/>
       <w:br/>
     </w:r>

--- a/klagomål/A 53468-2023 FSC-klagomål.docx
+++ b/klagomål/A 53468-2023 FSC-klagomål.docx
@@ -932,7 +932,7 @@
     <w:r>
       <w:tab/>
       <w:tab/>
-      <w:t>2026-06-05</w:t>
+      <w:t>2026-06-06</w:t>
       <w:br/>
       <w:br/>
     </w:r>

--- a/klagomål/A 53468-2023 FSC-klagomål.docx
+++ b/klagomål/A 53468-2023 FSC-klagomål.docx
@@ -932,7 +932,7 @@
     <w:r>
       <w:tab/>
       <w:tab/>
-      <w:t>2026-06-06</w:t>
+      <w:t>2026-06-07</w:t>
       <w:br/>
       <w:br/>
     </w:r>

--- a/klagomål/A 53468-2023 FSC-klagomål.docx
+++ b/klagomål/A 53468-2023 FSC-klagomål.docx
@@ -932,7 +932,7 @@
     <w:r>
       <w:tab/>
       <w:tab/>
-      <w:t>2026-06-07</w:t>
+      <w:t>2026-06-08</w:t>
       <w:br/>
       <w:br/>
     </w:r>

--- a/klagomål/A 53468-2023 FSC-klagomål.docx
+++ b/klagomål/A 53468-2023 FSC-klagomål.docx
@@ -932,7 +932,7 @@
     <w:r>
       <w:tab/>
       <w:tab/>
-      <w:t>2026-06-08</w:t>
+      <w:t>2026-06-09</w:t>
       <w:br/>
       <w:br/>
     </w:r>

--- a/klagomål/A 53468-2023 FSC-klagomål.docx
+++ b/klagomål/A 53468-2023 FSC-klagomål.docx
@@ -932,7 +932,7 @@
     <w:r>
       <w:tab/>
       <w:tab/>
-      <w:t>2026-06-09</w:t>
+      <w:t>2026-06-10</w:t>
       <w:br/>
       <w:br/>
     </w:r>

--- a/klagomål/A 53468-2023 FSC-klagomål.docx
+++ b/klagomål/A 53468-2023 FSC-klagomål.docx
@@ -932,7 +932,7 @@
     <w:r>
       <w:tab/>
       <w:tab/>
-      <w:t>2026-06-10</w:t>
+      <w:t>2026-06-11</w:t>
       <w:br/>
       <w:br/>
     </w:r>

--- a/klagomål/A 53468-2023 FSC-klagomål.docx
+++ b/klagomål/A 53468-2023 FSC-klagomål.docx
@@ -932,7 +932,7 @@
     <w:r>
       <w:tab/>
       <w:tab/>
-      <w:t>2026-06-11</w:t>
+      <w:t>2026-06-12</w:t>
       <w:br/>
       <w:br/>
     </w:r>

--- a/klagomål/A 53468-2023 FSC-klagomål.docx
+++ b/klagomål/A 53468-2023 FSC-klagomål.docx
@@ -932,7 +932,7 @@
     <w:r>
       <w:tab/>
       <w:tab/>
-      <w:t>2026-06-12</w:t>
+      <w:t>2026-06-13</w:t>
       <w:br/>
       <w:br/>
     </w:r>

--- a/klagomål/A 53468-2023 FSC-klagomål.docx
+++ b/klagomål/A 53468-2023 FSC-klagomål.docx
@@ -932,7 +932,7 @@
     <w:r>
       <w:tab/>
       <w:tab/>
-      <w:t>2026-06-15</w:t>
+      <w:t>2026-06-16</w:t>
       <w:br/>
       <w:br/>
     </w:r>

--- a/klagomål/A 53468-2023 FSC-klagomål.docx
+++ b/klagomål/A 53468-2023 FSC-klagomål.docx
@@ -932,7 +932,7 @@
     <w:r>
       <w:tab/>
       <w:tab/>
-      <w:t>2026-06-16</w:t>
+      <w:t>2026-06-17</w:t>
       <w:br/>
       <w:br/>
     </w:r>

--- a/klagomål/A 53468-2023 FSC-klagomål.docx
+++ b/klagomål/A 53468-2023 FSC-klagomål.docx
@@ -1,6 +1,6 @@
 
 <file path=word/document.xml><?xml version="1.0" encoding="utf-8"?>
-<w:document xmlns:wpc="http://schemas.microsoft.com/office/word/2010/wordprocessingCanvas" xmlns:cx="http://schemas.microsoft.com/office/drawing/2014/chartex" xmlns:cx1="http://schemas.microsoft.com/office/drawing/2015/9/8/chartex" xmlns:cx2="http://schemas.microsoft.com/office/drawing/2015/10/21/chartex" xmlns:cx3="http://schemas.microsoft.com/office/drawing/2016/5/9/chartex" xmlns:cx4="http://schemas.microsoft.com/office/drawing/2016/5/10/chartex" xmlns:cx5="http://schemas.microsoft.com/office/drawing/2016/5/11/chartex" xmlns:cx6="http://schemas.microsoft.com/office/drawing/2016/5/12/chartex" xmlns:cx7="http://schemas.microsoft.com/office/drawing/2016/5/13/chartex" xmlns:cx8="http://schemas.microsoft.com/office/drawing/2016/5/14/chartex" xmlns:mc="http://schemas.openxmlformats.org/markup-compatibility/2006" xmlns:aink="http://schemas.microsoft.com/office/drawing/2016/ink" xmlns:am3d="http://schemas.microsoft.com/office/drawing/2017/model3d" xmlns:o="urn:schemas-microsoft-com:office:office" xmlns:oel="http://schemas.microsoft.com/office/2019/extlst" xmlns:r="http://schemas.openxmlformats.org/officeDocument/2006/relationships" xmlns:m="http://schemas.openxmlformats.org/officeDocument/2006/math" xmlns:v="urn:schemas-microsoft-com:vml" xmlns:wp14="http://schemas.microsoft.com/office/word/2010/wordprocessingDrawing" xmlns:wp="http://schemas.openxmlformats.org/drawingml/2006/wordprocessingDrawing" xmlns:w10="urn:schemas-microsoft-com:office:word" xmlns:w="http://schemas.openxmlformats.org/wordprocessingml/2006/main" xmlns:w14="http://schemas.microsoft.com/office/word/2010/wordml" xmlns:w15="http://schemas.microsoft.com/office/word/2012/wordml" xmlns:w16cex="http://schemas.microsoft.com/office/word/2018/wordml/cex" xmlns:w16cid="http://schemas.microsoft.com/office/word/2016/wordml/cid" xmlns:w16="http://schemas.microsoft.com/office/word/2018/wordml" xmlns:w16sdtdh="http://schemas.microsoft.com/office/word/2020/wordml/sdtdatahash" xmlns:w16se="http://schemas.microsoft.com/office/word/2015/wordml/symex" xmlns:wpg="http://schemas.microsoft.com/office/word/2010/wordprocessingGroup" xmlns:wpi="http://schemas.microsoft.com/office/word/2010/wordprocessingInk" xmlns:wne="http://schemas.microsoft.com/office/word/2006/wordml" xmlns:wps="http://schemas.microsoft.com/office/word/2010/wordprocessingShape" mc:Ignorable="w14 w15 w16se w16cid w16 w16cex w16sdtdh wp14">
+<w:document xmlns:wpc="http://schemas.microsoft.com/office/word/2010/wordprocessingCanvas" xmlns:cx="http://schemas.microsoft.com/office/drawing/2014/chartex" xmlns:cx1="http://schemas.microsoft.com/office/drawing/2015/9/8/chartex" xmlns:cx2="http://schemas.microsoft.com/office/drawing/2015/10/21/chartex" xmlns:cx3="http://schemas.microsoft.com/office/drawing/2016/5/9/chartex" xmlns:cx4="http://schemas.microsoft.com/office/drawing/2016/5/10/chartex" xmlns:cx5="http://schemas.microsoft.com/office/drawing/2016/5/11/chartex" xmlns:cx6="http://schemas.microsoft.com/office/drawing/2016/5/12/chartex" xmlns:cx7="http://schemas.microsoft.com/office/drawing/2016/5/13/chartex" xmlns:cx8="http://schemas.microsoft.com/office/drawing/2016/5/14/chartex" xmlns:mc="http://schemas.openxmlformats.org/markup-compatibility/2006" xmlns:aink="http://schemas.microsoft.com/office/drawing/2016/ink" xmlns:am3d="http://schemas.microsoft.com/office/drawing/2017/model3d" xmlns:o="urn:schemas-microsoft-com:office:office" xmlns:oel="http://schemas.microsoft.com/office/2019/extlst" xmlns:r="http://schemas.openxmlformats.org/officeDocument/2006/relationships" xmlns:m="http://schemas.openxmlformats.org/officeDocument/2006/math" xmlns:v="urn:schemas-microsoft-com:vml" xmlns:wp14="http://schemas.microsoft.com/office/word/2010/wordprocessingDrawing" xmlns:wp="http://schemas.openxmlformats.org/drawingml/2006/wordprocessingDrawing" xmlns:w10="urn:schemas-microsoft-com:office:word" xmlns:w="http://schemas.openxmlformats.org/wordprocessingml/2006/main" xmlns:w14="http://schemas.microsoft.com/office/word/2010/wordml" xmlns:w15="http://schemas.microsoft.com/office/word/2012/wordml" xmlns:w16cex="http://schemas.microsoft.com/office/word/2018/wordml/cex" xmlns:w16cid="http://schemas.microsoft.com/office/word/2016/wordml/cid" xmlns:w16="http://schemas.microsoft.com/office/word/2018/wordml" xmlns:w16du="http://schemas.microsoft.com/office/word/2023/wordml/word16du" xmlns:w16sdtdh="http://schemas.microsoft.com/office/word/2020/wordml/sdtdatahash" xmlns:w16sdtfl="http://schemas.microsoft.com/office/word/2024/wordml/sdtformatlock" xmlns:w16se="http://schemas.microsoft.com/office/word/2015/wordml/symex" xmlns:wpg="http://schemas.microsoft.com/office/word/2010/wordprocessingGroup" xmlns:wpi="http://schemas.microsoft.com/office/word/2010/wordprocessingInk" xmlns:wne="http://schemas.microsoft.com/office/word/2006/wordml" xmlns:wps="http://schemas.microsoft.com/office/word/2010/wordprocessingShape" mc:Ignorable="w14 w15 w16se w16cid w16 w16cex w16sdtdh w16sdtfl w16du wp14">
   <w:body>
     <w:p>
       <w:r>
@@ -168,12 +168,12 @@
     </w:p>
     <w:p>
       <w:r>
-        <w:t>Detta dokument behandlar höga naturvärden i avverkningsanmälan A 53468-2023 i Rättviks kommun. Denna avverkningsanmälan inkom 2023-10-31 00:00:00 och omfattar 4,8 ha.</w:t>
+        <w:t>Detta dokument behandlar höga naturvärden i avverkningsanmälan A 53468-2023 i Rättviks kommun som inkom 2023-10-31 och omfattar 4,8 ha.</w:t>
       </w:r>
     </w:p>
     <w:p>
       <w:r>
-        <w:t>Nedan presenteras fynd av fridlysta arter som gjorts i det avverkningsanmälda området, samt relevanta utdrag ur standarderna för FSC, Chain of Custody, Controlled Wood och PEFC. I BILAGA 1 finns artfakta om fridlysta arter.</w:t>
+        <w:t>Nedan presenteras fynd av naturvårdsarter och fridlysta arter som gjorts i det avverkningsanmälda området, samt relevanta utdrag ur standarderna för FSC, Chain of Custody, Controlled Wood och PEFC. I BILAGA 1 finns artfakta om fridlysta och rödlistade arter.</w:t>
       </w:r>
     </w:p>
     <w:p>
@@ -186,64 +186,20 @@
         <w:pStyle w:val="Heading1"/>
       </w:pPr>
       <w:r>
-        <w:t>Fridlysta arter</w:t>
+        <w:t>Naturvårdsarter</w:t>
       </w:r>
     </w:p>
     <w:p>
       <w:r>
-        <w:t>Följande fridlysta arter har sina livsmiljöer och växtplatser i den avverkningsanmälda skogen: .</w:t>
+        <w:t>Inom 15 meter från avverkningsanmälan har följande 3 naturvårdsarter hittats: flodpärlmussla (EN), knärot (VU, T, §8) och mindre märgborre (S, T). Av dessa är 2 rödlistade. För rödlistade arter har rödlistekategorin angivits inom parentes. Arter som är signalarter enligt Skogsstyrelsen har markerats med (S). Typiska arter inom Natura 2000 som är kopplade till skogsekosystem har markerats med (T). För fridlysta arter anges även paragrafen i Artskyddsförordningen som arten är fridlyst enligt.</w:t>
       </w:r>
     </w:p>
     <w:p>
       <w:r>
-        <w:rPr>
-          <w:b/>
-        </w:rPr>
-        <w:t>Knärot (VU, §8)</w:t>
-      </w:r>
-      <w:r>
-        <w:t xml:space="preserve"> är typisk art för </w:t>
-      </w:r>
-      <w:r>
-        <w:rPr>
-          <w:i/>
-        </w:rPr>
-        <w:t xml:space="preserve">9010 Taiga </w:t>
-      </w:r>
-      <w:r>
-        <w:t>och</w:t>
-      </w:r>
-      <w:r>
-        <w:rPr>
-          <w:i/>
-        </w:rPr>
-        <w:t xml:space="preserve"> 9050 Näringsrik granskog</w:t>
-      </w:r>
-      <w:r>
-        <w:t xml:space="preserve">, rödlistad som sårbar och fridlyst enligt 8§ artskyddsförordningen. En nyligen genomförd analys av 79 floraväktarlokaler indikerar att det behövs någonstans mellan 100 och 150 meters skyddszon för att en knärotspopulation inte ska dö ut på lång sikt (Sebestyén &amp; Sundberg, 2025). Detta ligger väl i linje med tidigare genomförda studier som visar att det krävs väl tilltagna buffertzoner för att knäroten inte ska ta skada av skogsbruksåtgärder i intilliggande skog (Johnson, 2014; Koelmeijer m.fl., 2022; Skogsstyrelsen, 2022). Arten är även känslig för gallring vilket framgår av Skogsstyrelsens egen vägledning för hänsyn till knärot (Skogsstyrelsen, 2022). För rika förekomster av knärot är reservatsbildning eller biotopskydd lämpliga åtgärder för att skydda den. På knärot kan den sällsynta rostsvampen </w:t>
-      </w:r>
-      <w:r>
-        <w:rPr>
-          <w:i/>
-        </w:rPr>
-        <w:t>Pucciniastrum goodyerae</w:t>
-      </w:r>
-      <w:r>
-        <w:t xml:space="preserve"> påträffas. </w:t>
-      </w:r>
-      <w:r>
-        <w:rPr>
-          <w:i/>
-        </w:rPr>
-        <w:t>Pucciniastrum goodyerae</w:t>
-      </w:r>
-      <w:r>
-        <w:t xml:space="preserve"> är klassad som NE (ej bedömd) i rödlistan (SLU Artdatabanken, 2024).</w:t>
-      </w:r>
-    </w:p>
-    <w:p>
-      <w:r>
-        <w:t>I det avverkningsanmälda området finns 0 fyndplatser för knärot registrerade på Artportalen. Figur 2 visar gränserna för buffertzoner på 50 m, som behöver lämnas kring fyndplatserna för att knärotslokalerna inte ska försvinna vid en avverkning. Av det avverkningsanmälda området överlappar 0.14 ha med buffertzonerna och får av detta skäl inte avverkas.</w:t>
+        <w:t>De påträffade naturvårdsarterna är ett tydligt kvitto på att det rör sig om en skog med höga naturvärden.</w:t>
+      </w:r>
+      <w:r>
+        <w:t xml:space="preserve"> I Figur 1 visas fyndplatser för naturvårdsarter i området, som finns registrerade på Artportalen.</w:t>
       </w:r>
     </w:p>
     <w:p>
@@ -253,8 +209,121 @@
       <w:r>
         <w:drawing>
           <wp:inline xmlns:a="http://schemas.openxmlformats.org/drawingml/2006/main" xmlns:pic="http://schemas.openxmlformats.org/drawingml/2006/picture">
-            <wp:extent cx="5486400" cy="6664883"/>
+            <wp:extent cx="5486400" cy="5208947"/>
             <wp:docPr id="1" name="Picture 1"/>
+            <wp:cNvGraphicFramePr>
+              <a:graphicFrameLocks noChangeAspect="1"/>
+            </wp:cNvGraphicFramePr>
+            <a:graphic>
+              <a:graphicData uri="http://schemas.openxmlformats.org/drawingml/2006/picture">
+                <pic:pic>
+                  <pic:nvPicPr>
+                    <pic:cNvPr id="0" name="A 53468-2023 karta.png"/>
+                    <pic:cNvPicPr/>
+                  </pic:nvPicPr>
+                  <pic:blipFill>
+                    <a:blip r:embed="rId16"/>
+                    <a:stretch>
+                      <a:fillRect/>
+                    </a:stretch>
+                  </pic:blipFill>
+                  <pic:spPr>
+                    <a:xfrm>
+                      <a:off x="0" y="0"/>
+                      <a:ext cx="5486400" cy="5208947"/>
+                    </a:xfrm>
+                    <a:prstGeom prst="rect"/>
+                  </pic:spPr>
+                </pic:pic>
+              </a:graphicData>
+            </a:graphic>
+          </wp:inline>
+        </w:drawing>
+      </w:r>
+    </w:p>
+    <w:p>
+      <w:pPr>
+        <w:pStyle w:val="Caption"/>
+        <w:spacing w:after="240"/>
+      </w:pPr>
+      <w:r>
+        <w:t>Figur 1. Fyndplatser för naturvårdsarter inom 15 meter från avverkningsanmälan (röd linje). Markörer utan svart kant är placerade på fyndplatsen. Markörer med svart kant är placerade vid sidan av fyndplatsen och har ett svart streck som visar fyndplatsens exakta position. Kartans mittpunktskoordinat är N 6754433, E 509039 i SWEREF 99 TM.</w:t>
+      </w:r>
+    </w:p>
+    <w:p>
+      <w:pPr>
+        <w:pStyle w:val="Heading2"/>
+      </w:pPr>
+      <w:r>
+        <w:t>Fridlysta arter</w:t>
+      </w:r>
+    </w:p>
+    <w:p>
+      <w:r>
+        <w:t>Följande fridlysta arter har sina livsmiljöer och växtplatser i den avverkningsanmälda skogen: knärot (VU, T, §8).</w:t>
+      </w:r>
+    </w:p>
+    <w:p>
+      <w:r>
+        <w:rPr>
+          <w:b/>
+        </w:rPr>
+        <w:t>Knärot (VU, §8)</w:t>
+      </w:r>
+      <w:r>
+        <w:t xml:space="preserve"> är typisk art för </w:t>
+      </w:r>
+      <w:r>
+        <w:rPr>
+          <w:i/>
+        </w:rPr>
+        <w:t xml:space="preserve">9010 Taiga </w:t>
+      </w:r>
+      <w:r>
+        <w:t>och</w:t>
+      </w:r>
+      <w:r>
+        <w:rPr>
+          <w:i/>
+        </w:rPr>
+        <w:t xml:space="preserve"> 9050 Näringsrik granskog</w:t>
+      </w:r>
+      <w:r>
+        <w:t xml:space="preserve">, rödlistad som sårbar och fridlyst enligt 8§ artskyddsförordningen. En nyligen genomförd analys av 79 floraväktarlokaler indikerar att det behövs någonstans mellan 100 och 150 meters skyddszon för att en knärotspopulation inte ska dö ut på lång sikt (Sebestyén &amp; Sundberg, 2025). Detta ligger väl i linje med tidigare genomförda studier som visar att det krävs väl tilltagna buffertzoner för att knäroten inte ska ta skada av skogsbruksåtgärder i intilliggande skog (Johnson, 2014; Koelmeijer m.fl., 2022; Skogsstyrelsen, 2022). Arten är även känslig för gallring vilket framgår av Skogsstyrelsens egen vägledning för hänsyn till knärot (Skogsstyrelsen, 2022). Ytterligare en studie visar på den starka korrelationen mellan minskande arealer kontinuitetsskog och lokal utdöenderisk. Knäroten uppvisade en mycket låg koloniseringsgrad (0,7 % över 10 år) i kombination med hög lokal utrotningsrisk (75,2 %), där utrotningssannolikheten ökade kraftigt när arealen kontinuitetsskog minskade mellan undersökningar, t.ex. på grund av kalhyggesbruk (Johansson et al., 2026). För rika förekomster av knärot är reservatsbildning eller biotopskydd lämpliga åtgärder för att skydda den. På knärot kan den sällsynta rostsvampen </w:t>
+      </w:r>
+      <w:r>
+        <w:rPr>
+          <w:i/>
+        </w:rPr>
+        <w:t>Pucciniastrum goodyerae</w:t>
+      </w:r>
+      <w:r>
+        <w:t xml:space="preserve"> påträffas. </w:t>
+      </w:r>
+      <w:r>
+        <w:rPr>
+          <w:i/>
+        </w:rPr>
+        <w:t>Pucciniastrum goodyerae</w:t>
+      </w:r>
+      <w:r>
+        <w:t xml:space="preserve"> är klassad som NE (ej bedömd) i rödlistan (SLU Artdatabanken, 2024).</w:t>
+      </w:r>
+    </w:p>
+    <w:p>
+      <w:r>
+        <w:t>I det avverkningsanmälda området finns 1 fyndplatser för knärot registrerade på Artportalen. Figur 2 visar gränserna för buffertzoner på 50 m, som behöver lämnas kring fyndplatserna för att knärotslokalerna inte ska försvinna vid en avverkning. Av det avverkningsanmälda området överlappar 0.14 ha med buffertzonerna och får av detta skäl inte avverkas.</w:t>
+      </w:r>
+    </w:p>
+    <w:p>
+      <w:pPr>
+        <w:pStyle w:val="Caption"/>
+      </w:pPr>
+      <w:r>
+        <w:drawing>
+          <wp:inline xmlns:a="http://schemas.openxmlformats.org/drawingml/2006/main" xmlns:pic="http://schemas.openxmlformats.org/drawingml/2006/picture">
+            <wp:extent cx="5486400" cy="6666148"/>
+            <wp:docPr id="2" name="Picture 2"/>
             <wp:cNvGraphicFramePr>
               <a:graphicFrameLocks noChangeAspect="1"/>
             </wp:cNvGraphicFramePr>
@@ -266,7 +335,7 @@
                     <pic:cNvPicPr/>
                   </pic:nvPicPr>
                   <pic:blipFill>
-                    <a:blip r:embed="rId16"/>
+                    <a:blip r:embed="rId17"/>
                     <a:stretch>
                       <a:fillRect/>
                     </a:stretch>
@@ -274,7 +343,7 @@
                   <pic:spPr>
                     <a:xfrm>
                       <a:off x="0" y="0"/>
-                      <a:ext cx="5486400" cy="6664883"/>
+                      <a:ext cx="5486400" cy="6666148"/>
                     </a:xfrm>
                     <a:prstGeom prst="rect"/>
                   </pic:spPr>
@@ -288,19 +357,78 @@
     <w:p>
       <w:pPr>
         <w:pStyle w:val="Caption"/>
+        <w:spacing w:after="240"/>
       </w:pPr>
       <w:r>
         <w:t>Figur 2. Fyndplatser och buffertzoner för knärot i det avverkningsanmälda området. Endast fyndplatser vars buffertzoner överlappar med det avverkningsanmälda området har tagits med i visualiseringen. Kartans mittpunktskoordinat är N 6754433, E 509039 i SWEREF 99 TM.</w:t>
+      </w:r>
+    </w:p>
+    <w:p>
+      <w:r>
+        <w:t>I BILAGA 1 finns mer detaljerad information om ekologi samt krav på livsmiljö hos fridlysta arter.</w:t>
       </w:r>
     </w:p>
     <w:p>
       <w:pPr>
-        <w:pStyle w:val="Caption"/>
+        <w:pStyle w:val="Heading2"/>
       </w:pPr>
+      <w:r>
+        <w:t>Övriga naturvårdsarter</w:t>
+      </w:r>
     </w:p>
     <w:p>
       <w:r>
-        <w:t>I BILAGA 1 finns mer detaljerad information om ekologi samt krav på livsmiljö hos fridlysta arter.</w:t>
+        <w:rPr>
+          <w:b/>
+        </w:rPr>
+        <w:t>Flodpärlmussla (EN, §4a)</w:t>
+      </w:r>
+      <w:r>
+        <w:t xml:space="preserve"> är rödlistad som starkt hotad och fridlyst enligt § 4a artskyddsförordningen. Den är även globalt rödlistad och i Europa som akut hotad (CR) vilket innebär att Sverige har ett internationellt ansvar för arten. Flodpärlmussla omfattas av åtgärdsprogram för hotade arter samt av bilaga 2 och 5 EU:s art- och habitatdirektiv där dess bevarandestatus är bedömd som dålig med fortsatt negativ trend.</w:t>
+      </w:r>
+    </w:p>
+    <w:p>
+      <w:r>
+        <w:t>Arten har under de senaste 3 generationerna (=100 år), minskat med mer än 50 (49-65) % i hela landet och den är helt försvunnen från ca 1/3 av de vattendrag den fanns i under början av 1900-talet. Minskningstakten överstiger gränsvärdet för Starkt hotad (EN) enligt A-kriteriet. (A2bce) (SLU Artdatabanken, 2024; IUCN, 2024).</w:t>
+      </w:r>
+    </w:p>
+    <w:p>
+      <w:r>
+        <w:t>Skogsbruk intill och i närheten av vattendrag med förekomst av flodpärlmussla utgör ett direkt hot mot arten. Avverkning, markberedning och dikning leder till att vattenkvaliteten försämras, bottnar slammar igen, urlakning av kvicksilver samt att hydrologin förändras. De små musslorna ligger nedgrävda i substratet i upp till 8 år och är därför mycket känsliga mot alla åtgärder som leder till grumling och den påföljande igenslamningen. Vegetationsbeklädda kantzoner längs med vattendragen fungerar som erosionsskydd och filter samt är en viktig källa för skydd och föda i mindre vattendrag. Avverkning av trädridåer kan även leda till ändrade in- och utstrålningsförhållanden vilket i sin tur leder till ändrade temperaturförhållanden. Detta ger en direkt negativ inverkan på såväl värdfiskbestånden som på musslorna. Lokaler med flodpärlmussla skadas ofta vid vägbyggnation och körning med maskiner i vattendrag (SLU Artdatabanken, 2024).</w:t>
+      </w:r>
+    </w:p>
+    <w:p>
+      <w:r>
+        <w:t>Studier utförda i Finland visar att intill små vattendrag räcker det inte med en 30 meter bred skyddszon för att skydda dess mikroklimat (Lind, L. et al; SLU FaktaSkog nr 5, 2020). Vid tillämpning av försiktighetsprincipen enligt 2 kap. 3 § miljöbalken bör sålunda minst 50 meters buffertzon lämnas intill mindre vattendrag och finns det flodpärlmussla (EN, §4a) i ett vattendrag bör skyddszonerna följaktligen vara ännu större.</w:t>
+      </w:r>
+    </w:p>
+    <w:p>
+      <w:r>
+        <w:rPr>
+          <w:b/>
+        </w:rPr>
+        <w:t>Mindre märgborre</w:t>
+      </w:r>
+      <w:r>
+        <w:t xml:space="preserve"> är en signalart för tallskog med höga naturvärden och betraktas tillsammans med skarptandad barkborre som nyckelarter för ett antal sällsynta åtgärdsprogramsarter som är beroende av deras gångsystem. Bland dessa kan nämnas avlång barkborre (VU), </w:t>
+      </w:r>
+      <w:r>
+        <w:rPr>
+          <w:i/>
+        </w:rPr>
+        <w:t>Corticeus longulus</w:t>
+      </w:r>
+      <w:r>
+        <w:t xml:space="preserve"> (VU), tallgångbagge (VU), cholodkovskys bastborre (NT) och tallbarksvartbagge (NT). Den mindre märgborrens måsvingeliknande gnaggångar är lätta att känna igen och hittas ofta på grova tallgrenar på marken. Rika förekomster av främst mindre märgborre men även skarptandad barkborre är en signal för artrikedom och inventeringar har visat att det är i skogar med en naturlig självgallring som det skapas förutsättningar för dessa arter samt de efterföljande åtgärdsprogramsarterna. Tallskogar med stark förekomst av mindre märgborre och skarptandad barkborre bör avsättas som reservat. Generellt bör hänsyn tas vid slutavverkning av talldominerad skog så att avverkningsrester som gren- och toppdelar lämnas. Mindre märgborre är typisk art för </w:t>
+      </w:r>
+      <w:r>
+        <w:rPr>
+          <w:i/>
+        </w:rPr>
+        <w:t>9060 Åsbarrskog</w:t>
+      </w:r>
+      <w:r>
+        <w:t xml:space="preserve"> (SLU Artdatabanken, 2026; Pettersson, 2014; Hedgren, 2012; Gunnarsson m fl., 1999).</w:t>
       </w:r>
     </w:p>
     <w:p>
@@ -393,7 +521,7 @@
         <w:rPr>
           <w:i/>
         </w:rPr>
-        <w:t>I det avverkningsanmälda skogsområdet har 0 naturvårdsarter varav 0 rödlistade arter sina livsmiljöer och växtplatser.</w:t>
+        <w:t>I det avverkningsanmälda skogsområdet har 3 naturvårdsarter varav 2 rödlistade arter sina livsmiljöer och växtplatser.</w:t>
       </w:r>
     </w:p>
     <w:p>
@@ -590,7 +718,9 @@
         <w:pStyle w:val="Title"/>
       </w:pPr>
       <w:r>
-        <w:t>BILAGA 1 – Fridlysta arter</w:t>
+        <w:t>BILAGA 1 –</w:t>
+        <w:br/>
+        <w:t>Fridlysta och rödlistade arter</w:t>
       </w:r>
     </w:p>
     <w:p>
@@ -598,90 +728,37 @@
         <w:pStyle w:val="Heading1"/>
       </w:pPr>
       <w:r>
-        <w:t>Knärot – ekologi samt krav på livsmiljön</w:t>
+        <w:t>Flodpärlmussla – ekologi samt krav på livsmiljön</w:t>
       </w:r>
     </w:p>
     <w:p>
       <w:r>
-        <w:t xml:space="preserve">Knärot är typisk art för </w:t>
-      </w:r>
-      <w:r>
-        <w:rPr>
-          <w:i/>
-        </w:rPr>
-        <w:t xml:space="preserve">9010 Taiga </w:t>
-      </w:r>
-      <w:r>
-        <w:t>och</w:t>
-      </w:r>
-      <w:r>
-        <w:rPr>
-          <w:i/>
-        </w:rPr>
-        <w:t xml:space="preserve"> 9050 Näringsrik granskog</w:t>
-      </w:r>
-      <w:r>
-        <w:t>, fridlyst enligt 8 och 15 §§ artskyddsförordningen och klassad som sårbar (VU) enligt rödlistan 2020. Knärot är beroende av hög och jämn luftfuktighet i gamla, ostörda skogsmiljöer och är känslig för snabba förändringar av ljus-/vindförhållanden eller uttorkning. På grund av ett alltför intensivt skogsbruk har den minskat med 40 (25–50) % under de senaste 60 åren och i framtiden bedöms minskningstakten uppgå till 30 (20–40) %. Till följd av att arten har en dokumenterat högre minskningstakt i förhållande till sin generationstid än vad som tidigare varit känt (data från Riksskogstaxeringen) höjdes den till hotkategori sårbar (VU) i rödlistan 2020 (SLU Artdatabanken, 2024).</w:t>
+        <w:t>Flodpärlmussla (EN, §4a) är rödlistad som starkt hotad och fridlyst enligt § 4a artskyddsförordningen. Den är även globalt rödlistad och i Europa som akut hotad (CR) vilket innebär att Sverige har ett internationellt ansvar för arten. Flodpärlmussla omfattas av åtgärdsprogram för hotade arter samt av bilaga 2 och 5 EU:s art- och habitatdirektiv där dess bevarandestatus är bedömd som dålig med fortsatt negativ trend. Arten har under de senaste 3 generationerna (=100 år), minskat med mer än 50 (49–65) % i hela landet och den är helt försvunnen från ca 1/3 av de vattendrag den fanns i under början av 1900-talet. Minskningstakten överstiger gränsvärdet för Starkt hotad (EN) enligt A-kriteriet. (A2bce) (SLU Artdatabanken, 2024; IUCN, 2024).</w:t>
       </w:r>
     </w:p>
     <w:p>
       <w:r>
-        <w:t>En analys av 79 floraväktarlokaler åren 1990–2015 vilka återbesökts under 2020–2024 visade på en tydlig negativ påverkan på knärotsförekomster från större hyggen i närområdet (inom 150–200 m) vilket indikerar att kanteffekter har en stor påverkan på populationerna. Resultaten bekräftar knärotens känslighet för kanteffekter och visar vikten av att skydda större skogsbestånd för att bevara arten. Om det blir höga andelar (&gt;30%) hyggen inom 200 meter från en knärotsförekomst så ökar risken för att en knärotspopulation dör ut och det verkar det behövas någonstans mellan 100 och 150 meters skyddszon för att bevara arten på lång sikt (Sebestyén &amp; Sundberg, 2025).</w:t>
+        <w:t>Flodpärlmusslan är knuten till strömmande vattendrag med grus- och stenbottnar, mera sällsynt kan man hitta den i partier med sandbotten. För att föryngringen ska fungera krävs reproducerande bestånd av lax eller öring, ett permanent vattenflöde, relativt hög vattenhastighet och klart, syrgasrikt, näringsfattigt vatten med stabila pH-förhållanden. Arten förekommer i vatten av vida skild storlek, från stora älvar till knappt meterbreda skogsbäckar (SLU Artdatabanken, 2024).</w:t>
       </w:r>
     </w:p>
     <w:p>
       <w:r>
-        <w:t xml:space="preserve">Samuel Johnsons doktorsavhandling </w:t>
-      </w:r>
-      <w:r>
-        <w:rPr>
-          <w:i/>
-        </w:rPr>
-        <w:t>“Retention Forestry as a Conservation Measure for Boreal Forest Ground Vegetation”</w:t>
-      </w:r>
-      <w:r>
-        <w:t xml:space="preserve"> (SLU, Uppsala 2014) visar att det krävs väl tilltagna skyddszoner för att knärotens växtplatser inte ska ta skada av skogsbruksåtgärder i intilliggande områden: </w:t>
-      </w:r>
-      <w:r>
-        <w:rPr>
-          <w:i/>
-        </w:rPr>
-        <w:t xml:space="preserve">“Study III shows that retention patches smaller than 0.5 ha do not lifeboat the sensitive forest herb G. repens, a species that depend on stable microclimatic conditions typical for intact forest stands.” </w:t>
-      </w:r>
-      <w:r>
-        <w:t xml:space="preserve">Vidare </w:t>
-      </w:r>
-      <w:r>
-        <w:rPr>
-          <w:i/>
-        </w:rPr>
-        <w:t>“More sensitive forest species are not lifeboated in retention patches ranging from 0.05 to 0.5 ha (Papers II &amp; III).”</w:t>
+        <w:t>Länsstyrelserna i 15 av 16 län med aktuella förekomster av flodpärlmussla bedömer att skogsbruk är det största hotet mot musslorna (Söderberg m.fl. 2008). Futter m.fl. (2016) rangordnar sedimentation (igenslamning) och kvicksilver som de allvarligaste miljöproblemen som skogsbruket orsakar idag. Till detta kan läggas bristfälliga kantzoner (skyddszoner) längs vattendrag. Det finns många ekologiska samband mellan ett vattendrag och dess kantzon. Detta innebär att avverkning eller andra större ingrepp i kantzonen leder till en påtaglig förändring av vattendragens ekologi (t.ex. Bergquist 1999, Nyberg och Eriksson 2001). Skogsstyrelsen (Henrikson 2007) har lanserat begreppet ”ekologiskt funktionella kantzoner”. Detta innebär att kantzoner som beskuggar, fungerar som filter för näringsämnen och partiklar och tillför föda i form av löv och tillför död ved. Avverkning av kantzoner påverkar både flodpärlmusslan och öringen (t.ex. Österling och Högberg 2014), till exempel stiger ofta vattentemperaturen på grund av minskad beskuggning, vilket främst drabbar öringen (Havs- och vattenmyndigheten, 2020).</w:t>
       </w:r>
     </w:p>
     <w:p>
       <w:r>
-        <w:t xml:space="preserve">Johnsons (2014) rekommendation på minst 50 meters breda skyddszoner runt knärotens växtplatser motsvarar en areal på 0,78 hektar, vilket ligger i linje med andra studier som gjorts på känsliga skogsarter: </w:t>
-      </w:r>
-      <w:r>
-        <w:rPr>
-          <w:i/>
-        </w:rPr>
-        <w:t>“In study III I also show that translocated specimens of G. repens survives well in mature forests at least 50 m from the nearest edge to an open area. Moreover, measures of temperature and humidity show that such distances from an open area is far enough to offer a microclimate that is more stable compared to what present in retention patches of around 0.1 ha. This means that the very centre of a circular patch with radius 50 m (equals a size of 0.78 ha) should offer conditions similar to interior forest and would perhaps be a suitable habitat for G. repens and similar species. Previous studies from both North America and Sweden have also concluded that patches between 0.5 and one ha are sufficient for preserving interior forest vegetation as well as sensitive lichens and bryophytes (de Graaf &amp; Roberts 2009; Halpern et al. 2012; Rudolphi et al. 2014).”</w:t>
+        <w:t>Skogs- och jordbruk utan tillräcklig hänsyn orsakar skada genom avverkningar, markberedning, dikning samt genom användning av gödnings- och bekämpningsmedel i tillrinningsområdena. Effekten blir att vattenkvaliteten försämras, bottnarna slammar igen samt att hydrologin förändras. De små musslorna ligger nedgrävda i substratet i upp till 8 år och är därför mycket känsliga mot alla åtgärder som leder till grumling och påföljande igenslamning. Vegetationsbeklädda kantzoner längs med vattendragen fungerar som erosionsskydd och filter samt är en viktig källa för skydd och föda i mindre vattendrag. Avverkning av trädridåer kan även leda till ändrade in- och utstrålningsförhållanden vilket i sin tur leder till ändrade temperaturförhållanden. Detta ger en direkt negativ inverkan på såväl värdfiskbestånden som på musslorna. Lokaler med flodpärlmussla skadas ofta vid vägbyggnation och körning med maskiner i vattendrag (SLU Artdatabanken, 2024).</w:t>
       </w:r>
     </w:p>
     <w:p>
       <w:r>
-        <w:t>En nyligen publicerad vetenskaplig uppsats av Koelmeijer m.fl. (2022) inkluderar orkidén knärots skyddsbehov. I uppsatsen berörs problemet med uttorkning för växter, bl.a. för knärot, ett problem som blivit accentuerat på grund av den pågående klimatförändringen och torra somrar, t.ex. den exceptionellt torra sommaren 2018. I uppsatsen undersöks områden med tre olika avstånd från kalhyggeskant med avseende på skydd bl.a. för knärot. Det första området har avstånd upp till 20 m från hyggeskant (Strong edge effect), det andra 20–40 m från hyggeskant (Weak edge effect) och det tredje avser större avstånd från hyggeskant, där kanteffekten anses vara försumbar (Interior). Ett resultat var att man fann stor eller mycket stor uttorkningseffekt på känsliga och rödlistade skogsarter vid de kortare avstånden till hyggeskant, medan effekt av uttorkning inte konstaterades på större avstånd (Interior). För orkidén knärot fann man en rik förekomst (upp till 0,06 dm2/m2) på stort avstånd från hyggeskant (Interior), medan förekomsten var liten eller närmast försumbar i de områden som klassificerades som Weak edge effect respektive Strong edge effect. Arbetet påpekar att de allt oftare förekommande torra somrarna ger ytterligare skäl att utöka skyddsavståndet från hyggen till den fuktkrävande arten knärot (Koelmeijer m.fl., 2022).</w:t>
+        <w:t>Studier utförda i Finland visar att även om strandskog runt små vattendrag bara delvis avverkas, så är inte ens en 30 meter bred skyddszon tillräcklig för att skydda dess mikroklimat (Lind, L. et al; SLU FaktaSkog nr 5, 2020). Vid tillämpning av försiktighetsprincipen enligt 2 kap. 3 § miljöbalken bör sålunda minst 50 meter buffertzon lämnas intill mindre vattendrag och finns det flodpärlmussla i ett vattendrag bör skyddszonerna följaktligen vara ännu större.</w:t>
       </w:r>
     </w:p>
     <w:p>
       <w:r>
-        <w:t>Även Skogsstyrelsens egen vägledning för hänsyn till knärot ligger i linje med ovanstående forskningsstudier. Av vägledningen framgår det att för med hög sannolikhet kunna bevara befintliga förekomster krävs relativt stora avsättningar av uppvuxen skog med slutet och relativt tätt kronskikt. Som riktlinje kan krävas ett avstånd på 50 meter in från brynet för att vidmakthålla ett fungerande mikroklimat. Detta innebär att fristående hänsynsytor för många arter (kärlväxter, lavar och mossor) kan behöva ha en area överstigande 0,8 hektar (cirkelyta med radien 50 meter = 0,78 hektar) för att bibehålla lokalklimatet. Även ganska små förändringar i form av förändrade ljus- och fuktighetsförhållanden, till exempel till följd av gallring, kan leda till att arten försvinner till följd av konkurrens med mera ljuskrävande och snabbväxande arter (Skogsstyrelsen, 2022).</w:t>
-      </w:r>
-    </w:p>
-    <w:p>
-      <w:r>
-        <w:t>Vid tillämpning av försiktighetsprincipen enligt 2 kap. 3 § miljöbalken bör sålunda 100–150 meters skyddszon lämnas runt knärotens växtplatser.</w:t>
+        <w:t>Alla bestånd av flodpärlmussla med fungerande föryngring bör ges ett fullgott och långsiktigt skydd. Skyddet ska syfta till att ta bort hela hotbilden mot arten och dess livsmiljö. Åtgärderna bör därför omfatta såväl bevarande av de enskilda lokalerna som hänsyn inom tillrinningsområdet uppströms. Inrättande av naturreservat är den långsiktigt bästa lösningen i många fall. Alla bestånd med föryngring bör klassificeras som områden av riksintresse för vetenskaplig naturvård (enligt naturresurslagen). Även lokaler med medelgoda eller goda bestånd där möjligheter till förökning torde kunna återskapas genom biotop- eller vattenvårdande åtgärder bör komma ifråga för skydd. Allmänt gäller att "god musselvård är god öringvård". På de enskilda mussellokalerna, och i tillrinningsområdena uppströms, kan bl.a. följande åtgärder och hänsyn vara aktuella: hänsyn inom skogsbruket vad gäller avverkade arealers storlek och läge; restriktioner vad gäller dikning, gödsling och användande av bekämpningsmedel; förstärkta krav på kantzoner längs vattendragen; extra försiktighet när det gäller körning och drivning i anslutning till musselförande vatten (SLU Artdatabanken, 2024).</w:t>
       </w:r>
     </w:p>
     <w:p>
@@ -689,6 +766,161 @@
         <w:pStyle w:val="Heading2"/>
       </w:pPr>
       <w:r>
+        <w:t>Referenser – flodpärlmussla</w:t>
+      </w:r>
+    </w:p>
+    <w:p>
+      <w:r>
+        <w:t xml:space="preserve">Havs- och vattenmyndigheten, 2020. </w:t>
+      </w:r>
+      <w:r>
+        <w:rPr>
+          <w:i/>
+        </w:rPr>
+        <w:t xml:space="preserve">Åtgärdsprogram för flodpärlmussla. </w:t>
+      </w:r>
+      <w:r>
+        <w:t>Rapport: 2020:19</w:t>
+      </w:r>
+    </w:p>
+    <w:p>
+      <w:r>
+        <w:t xml:space="preserve">IUCN, 2024. </w:t>
+      </w:r>
+      <w:r>
+        <w:rPr>
+          <w:i/>
+        </w:rPr>
+        <w:t>Margaritifera margaritifera (Europe assessment)</w:t>
+      </w:r>
+      <w:r>
+        <w:t>. The IUCN Red List of Threatened Species.</w:t>
+      </w:r>
+    </w:p>
+    <w:p>
+      <w:r>
+        <w:t xml:space="preserve">Lind, L. et al., 2020. </w:t>
+      </w:r>
+      <w:r>
+        <w:rPr>
+          <w:i/>
+        </w:rPr>
+        <w:t>Hur hanteras små vattendrag vid skogsavverkning i nordliga områden?</w:t>
+      </w:r>
+      <w:r>
+        <w:t xml:space="preserve"> SLU FaktaSkog nr 5, 2020; https://www.slu.se/globalassets/ew/ew-centrala/forskn/popvet-dok/faktaskog/faktaskog20/faktaskog_05_2020.pdf</w:t>
+      </w:r>
+    </w:p>
+    <w:p>
+      <w:r>
+        <w:t xml:space="preserve">SLU Artdatabanken, 2024. </w:t>
+      </w:r>
+      <w:r>
+        <w:rPr>
+          <w:i/>
+        </w:rPr>
+        <w:t xml:space="preserve">Artfaktablad. Naturvård – artfakta. </w:t>
+      </w:r>
+      <w:r>
+        <w:t>SLU Artdatabanken, Uppsala</w:t>
+      </w:r>
+    </w:p>
+    <w:p>
+      <w:pPr>
+        <w:pStyle w:val="Heading1"/>
+      </w:pPr>
+      <w:r>
+        <w:t>Knärot – ekologi samt krav på livsmiljön</w:t>
+      </w:r>
+    </w:p>
+    <w:p>
+      <w:r>
+        <w:t xml:space="preserve">Knärot är typisk art för </w:t>
+      </w:r>
+      <w:r>
+        <w:rPr>
+          <w:i/>
+        </w:rPr>
+        <w:t xml:space="preserve">9010 Taiga </w:t>
+      </w:r>
+      <w:r>
+        <w:t>och</w:t>
+      </w:r>
+      <w:r>
+        <w:rPr>
+          <w:i/>
+        </w:rPr>
+        <w:t xml:space="preserve"> 9050 Näringsrik granskog</w:t>
+      </w:r>
+      <w:r>
+        <w:t>, fridlyst enligt 8 och 15 §§ artskyddsförordningen och klassad som sårbar (VU) enligt rödlistan 2020. Knärot är beroende av hög och jämn luftfuktighet i gamla, ostörda skogsmiljöer och är känslig för snabba förändringar av ljus-/vindförhållanden eller uttorkning. På grund av ett alltför intensivt skogsbruk har den minskat med 40 (25–50) % under de senaste 60 åren och i framtiden bedöms minskningstakten uppgå till 30 (20–40) %. Till följd av att arten har en dokumenterat högre minskningstakt i förhållande till sin generationstid än vad som tidigare varit känt (data från Riksskogstaxeringen) höjdes den till hotkategori sårbar (VU) i rödlistan 2020 (SLU Artdatabanken, 2024).</w:t>
+      </w:r>
+    </w:p>
+    <w:p>
+      <w:r>
+        <w:t>En analys av 79 floraväktarlokaler åren 1990–2015 vilka återbesökts under 2020–2024 visade på en tydlig negativ påverkan på knärotsförekomster från större hyggen i närområdet (inom 150–200 m) vilket indikerar att kanteffekter har en stor påverkan på populationerna. Resultaten bekräftar knärotens känslighet för kanteffekter och visar vikten av att skydda större skogsbestånd för att bevara arten. Om det blir höga andelar (&gt;30%) hyggen inom 200 meter från en knärotsförekomst så ökar risken för att en knärotspopulation dör ut och det verkar det behövas någonstans mellan 100 och 150 meters skyddszon för att bevara arten på lång sikt (Sebestyén &amp; Sundberg, 2025). Detta stöds även av en studie (Johansson et al, 2026) baserad på data från Riksskogstaxeringen som visar att knäroten minskat med 66 % under perioden 1993–2022 samt att det finns en stark korrelation mellan minskande arealer kontinuitetsskog och lokal utdöenderisk. Knäroten uppvisade en mycket låg koloniseringsgrad (0,7 % över 10 år) i kombination med hög lokal utrotningsrisk (75,2 %), där utrotningssannolikheten ökade kraftigt när arealen kontinuitetsskog minskade mellan undersökningar, t.ex. på grund av kalhyggesbruk (Johansson et al., 2026).</w:t>
+      </w:r>
+    </w:p>
+    <w:p>
+      <w:r>
+        <w:t xml:space="preserve">Samuel Johnsons doktorsavhandling </w:t>
+      </w:r>
+      <w:r>
+        <w:rPr>
+          <w:i/>
+        </w:rPr>
+        <w:t>“Retention Forestry as a Conservation Measure for Boreal Forest Ground Vegetation”</w:t>
+      </w:r>
+      <w:r>
+        <w:t xml:space="preserve"> (SLU, Uppsala 2014) visar att det krävs väl tilltagna skyddszoner för att knärotens växtplatser inte ska ta skada av skogsbruksåtgärder i intilliggande områden: </w:t>
+      </w:r>
+      <w:r>
+        <w:rPr>
+          <w:i/>
+        </w:rPr>
+        <w:t xml:space="preserve">“Study III shows that retention patches smaller than 0.5 ha do not lifeboat the sensitive forest herb G. repens, a species that depend on stable microclimatic conditions typical for intact forest stands.” </w:t>
+      </w:r>
+      <w:r>
+        <w:t xml:space="preserve">Vidare </w:t>
+      </w:r>
+      <w:r>
+        <w:rPr>
+          <w:i/>
+        </w:rPr>
+        <w:t>“More sensitive forest species are not lifeboated in retention patches ranging from 0.05 to 0.5 ha (Papers II &amp; III).”</w:t>
+      </w:r>
+    </w:p>
+    <w:p>
+      <w:r>
+        <w:t xml:space="preserve">Johnsons (2014) rekommendation på minst 50 meters breda skyddszoner runt knärotens växtplatser motsvarar en areal på 0,78 hektar, vilket ligger i linje med andra studier som gjorts på känsliga skogsarter: </w:t>
+      </w:r>
+      <w:r>
+        <w:rPr>
+          <w:i/>
+        </w:rPr>
+        <w:t>“In study III I also show that translocated specimens of G. repens survives well in mature forests at least 50 m from the nearest edge to an open area. Moreover, measures of temperature and humidity show that such distances from an open area is far enough to offer a microclimate that is more stable compared to what present in retention patches of around 0.1 ha. This means that the very centre of a circular patch with radius 50 m (equals a size of 0.78 ha) should offer conditions similar to interior forest and would perhaps be a suitable habitat for G. repens and similar species. Previous studies from both North America and Sweden have also concluded that patches between 0.5 and one ha are sufficient for preserving interior forest vegetation as well as sensitive lichens and bryophytes (de Graaf &amp; Roberts 2009; Halpern et al. 2012; Rudolphi et al. 2014).”</w:t>
+      </w:r>
+    </w:p>
+    <w:p>
+      <w:r>
+        <w:t>Ytterligare en studie (Koelmeijer m.fl., 2022) inkluderar knärotens skyddsbehov. I uppsatsen berörs problemet med uttorkning för växter, bl.a. för knärot, ett problem som blivit accentuerat på grund av den pågående klimatförändringen och torra somrar, t.ex. den exceptionellt torra sommaren 2018. I uppsatsen undersöks områden med tre olika avstånd från kalhyggeskant med avseende på skydd bl.a. för knärot. Det första området har avstånd upp till 20 m från hyggeskant (Strong edge effect), det andra 20–40 m från hyggeskant (Weak edge effect) och det tredje avser större avstånd från hyggeskant, där kanteffekten anses vara försumbar (Interior). Ett resultat var att man fann stor eller mycket stor uttorkningseffekt på känsliga och rödlistade skogsarter vid de kortare avstånden till hyggeskant, medan effekt av uttorkning inte konstaterades på större avstånd (Interior). För orkidén knärot fann man en rik förekomst (upp till 0,06 dm2/m2) på stort avstånd från hyggeskant (Interior), medan förekomsten var liten eller närmast försumbar i de områden som klassificerades som Weak edge effect respektive Strong edge effect. Arbetet påpekar att de allt oftare förekommande torra somrarna ger ytterligare skäl att utöka skyddsavståndet från hyggen till den fuktkrävande arten knärot (Koelmeijer m.fl., 2022).</w:t>
+      </w:r>
+    </w:p>
+    <w:p>
+      <w:r>
+        <w:t>Även Skogsstyrelsens egen vägledning för hänsyn till knärot ligger i linje med ovanstående forskningsstudier. Av vägledningen framgår det att för med hög sannolikhet kunna bevara befintliga förekomster krävs relativt stora avsättningar av uppvuxen skog med slutet och relativt tätt kronskikt. Som riktlinje kan krävas ett avstånd på 50 meter in från brynet för att vidmakthålla ett fungerande mikroklimat. Detta innebär att fristående hänsynsytor för många arter (kärlväxter, lavar och mossor) kan behöva ha en area överstigande 0,8 hektar (cirkelyta med radien 50 meter = 0,78 hektar) för att bibehålla lokalklimatet. Även ganska små förändringar i form av förändrade ljus- och fuktighetsförhållanden, till exempel till följd av gallring, kan leda till att arten försvinner till följd av konkurrens med mera ljuskrävande och snabbväxande arter (Skogsstyrelsen, 2022).</w:t>
+      </w:r>
+    </w:p>
+    <w:p>
+      <w:r>
+        <w:t>Vid tillämpning av försiktighetsprincipen enligt 2 kap. 3 § miljöbalken bör sålunda 100–150 meters skyddszon lämnas runt knärotens växtplatser.</w:t>
+      </w:r>
+    </w:p>
+    <w:p>
+      <w:pPr>
+        <w:pStyle w:val="Heading2"/>
+      </w:pPr>
+      <w:r>
         <w:t>Referenser – knärot</w:t>
       </w:r>
     </w:p>
@@ -703,7 +935,7 @@
         <w:t xml:space="preserve">Short-term response of the herbaceous layer within leave patches after harvest. </w:t>
       </w:r>
       <w:r>
-        <w:t>Forest Ecology and Management 257, 1014–1025</w:t>
+        <w:t>Forest Ecology and Management 257, 1014–1025.</w:t>
       </w:r>
     </w:p>
     <w:p>
@@ -717,7 +949,30 @@
         <w:t xml:space="preserve">Level and pattern of overstory retention interact to shape long-term responses of understories to timber harvest. </w:t>
       </w:r>
       <w:r>
-        <w:t>Ecological Applications, 22, 2049–2064</w:t>
+        <w:t>Ecological Applications, 22, 2049–2064.</w:t>
+      </w:r>
+    </w:p>
+    <w:p>
+      <w:r>
+        <w:t>Johansson, V., Jansson, M. och Bergman, K-O</w:t>
+      </w:r>
+      <w:r>
+        <w:rPr>
+          <w:i/>
+        </w:rPr>
+        <w:t>.</w:t>
+      </w:r>
+      <w:r>
+        <w:t>, 2026.</w:t>
+      </w:r>
+      <w:r>
+        <w:rPr>
+          <w:i/>
+        </w:rPr>
+        <w:t xml:space="preserve"> A 30-year population decline of a threatened forest orchid associated with old growth forests</w:t>
+      </w:r>
+      <w:r>
+        <w:t>. Department of Physics, Chemistry and Biology (IFM), Linköping University.</w:t>
       </w:r>
     </w:p>
     <w:p>
@@ -731,7 +986,7 @@
         <w:t>Retention Forestry as a Conservation Measure for Boreal Forest Ground Vegetation</w:t>
       </w:r>
       <w:r>
-        <w:t>. Doktorsavhandling, SLU, Uppsala</w:t>
+        <w:t>. Doktorsavhandling, SLU, Uppsala.</w:t>
       </w:r>
     </w:p>
     <w:p>
@@ -745,7 +1000,7 @@
         <w:t xml:space="preserve">Interactive effects of drought and edge exposure on old-growth forest understory species. </w:t>
       </w:r>
       <w:r>
-        <w:t>Landscape Ecology, 37, sid 1839–1853</w:t>
+        <w:t>Landscape Ecology, 37, sid 1839–1853.</w:t>
       </w:r>
     </w:p>
     <w:p>
@@ -773,7 +1028,7 @@
         <w:t>Påverkan på knärotslokaler från hyggen i närheten.</w:t>
       </w:r>
       <w:r>
-        <w:t xml:space="preserve"> DAPHNE 36:1 2025. Botaniska Sällskapet i Stockholm</w:t>
+        <w:t xml:space="preserve"> DAPHNE 36:1 2025. Botaniska Sällskapet i Stockholm.</w:t>
       </w:r>
     </w:p>
     <w:p>
@@ -787,7 +1042,7 @@
         <w:t xml:space="preserve">Vägledning för hänsyn till knärot. </w:t>
       </w:r>
       <w:r>
-        <w:t>https://www.skogsstyrelsen.se/lag-och-tillsyn/artskydd/vagledningar-och-kunskapsstod-artskydd/vagledning-for-hansyn-till-knarot/</w:t>
+        <w:t>https://www.skogsstyrelsen.se/lag-och-tillsyn/artskydd/vagledningar-och-kunskapsstod-artskydd/vagledning-for-hansyn-till-knarot/.</w:t>
       </w:r>
     </w:p>
     <w:p>
@@ -801,7 +1056,201 @@
         <w:t xml:space="preserve">Artfaktablad. Naturvård – artfakta. </w:t>
       </w:r>
       <w:r>
-        <w:t>SLU Artdatabanken, Uppsala</w:t>
+        <w:t>SLU Artdatabanken, Uppsala.</w:t>
+      </w:r>
+    </w:p>
+    <w:p>
+      <w:pPr>
+        <w:pStyle w:val="Heading1"/>
+      </w:pPr>
+      <w:r>
+        <w:t>Mindre märgborre – ekologi samt krav på livsmiljön</w:t>
+      </w:r>
+    </w:p>
+    <w:p>
+      <w:r>
+        <w:t xml:space="preserve">Mindre märgborre är en signalart för tallskog med höga naturvärden och kan lätt konstateras genom sina karaktäristiska måsvingeliknande gnagspår som ofta hittas på grova tallgrenar på marken. Mindre märgborre betraktas tillsammans med skarptandad barkborre som nyckelarter, eftersom en rad sällsynta efterföljande arter är beroende av deras gångsystem. Bland dessa kan nämnas åtgärdsprogramsarterna avlång barkborre (VU), </w:t>
+      </w:r>
+      <w:r>
+        <w:rPr>
+          <w:i/>
+        </w:rPr>
+        <w:t>Corticeus longulus</w:t>
+      </w:r>
+      <w:r>
+        <w:t xml:space="preserve"> (VU), tallgångbagge (VU), cholodkovskys bastborre (NT) och tallbarksvartbagge (NT) (Pettersson, 2014; Gunnarsson m fl., 1999).</w:t>
+      </w:r>
+    </w:p>
+    <w:p>
+      <w:r>
+        <w:t>Tallskogar tillhör de livsmiljöer som förändrats i stor skala, där många kvadratmil har omvandlats till unga produktionsskogar. I sådana skogar saknas förutsättningar för de ovannämnda sällsynta barkborrarna och alltmer kunskap tyder på att skogsbrukets omvandling av skogslandskapet, missgynnar åtgärdsprogrammets arter även inne i skyddade områden (Hedgren, 2012; Hedgren m.fl., 2010; Wikars m.fl., 2010; Wikars, 2009). Orsaken är sannolikt att dagens intensiva skogsbruk trivialiserar faunan på nydöda träd. Detta sker genom att generalister förökas upp i sådan grad i den brukade skogen att dessa även kommer att dominera i de för hållandevis små och fragmenterade områden som avsätts för naturvård (Appelqvist, 2005; Janzen, 1983; Ås, 1999).</w:t>
+      </w:r>
+    </w:p>
+    <w:p>
+      <w:r>
+        <w:t>Ett tydligt exempel på en generalist som gynnas av dagens skogsbruk är större märgborre på nydöd tall. Denna utvecklas förutom i vindfällen gärna i avverkningsavfall, inklusive avverkningsstubbar och röjningsstammar. Därmed har den större märgborren möjlighet att upprätthålla stora och stabila populationer på huvuddelen av landets skogsmark, vilket leder till en trivialisering av faunan. Större märgborre inverkar sannolikt direkt negativt på arter som tolvtandad barkborre (EN) och avlång barkborre (VU), och indirekt på de som är gynnade av blånadssvampar, dvs. följearter till framförallt mindre märgborre och skarptandad barkborre. De barkborrar som missgynnas av större märgborre är i mycket högre grad gynnade av tallar som dör genom självgallring, dvs. i normalfallet skog som inte används till skogsproduktion (Pettersson, 2014; Wikars, skriftl.).</w:t>
+      </w:r>
+    </w:p>
+    <w:p>
+      <w:r>
+        <w:t xml:space="preserve">Rika förekomster av främst mindre märgborre men även skarptandad barkborre är en signal för artrikedom och inventeringar har visat att det är i skogar med en naturlig självgallring som det skapas förutsättningar för dessa arter samt de efterföljande åtgärdsprogramsarterna (Pettersson, 2014; Hedgren, 2012). Tallskogar med stark förekomst av mindre märgborre och skarptandad barkborre bör avsättas som reservat. Generellt bör hänsyn tas vid slutavverkning av talldominerad skog så att avverkningsrester som gren- och toppdelar (s.k. GROT) lämnas. Mindre märgborre är typisk art för </w:t>
+      </w:r>
+      <w:r>
+        <w:rPr>
+          <w:i/>
+        </w:rPr>
+        <w:t>9060 Åsbarrskog</w:t>
+      </w:r>
+      <w:r>
+        <w:t xml:space="preserve"> (Pettersson, 2014; SLU Artdatabanken, 2026).</w:t>
+      </w:r>
+    </w:p>
+    <w:p>
+      <w:pPr>
+        <w:pStyle w:val="Heading2"/>
+      </w:pPr>
+      <w:r>
+        <w:t>Referenser – mindre märgborre</w:t>
+      </w:r>
+    </w:p>
+    <w:p>
+      <w:r>
+        <w:t xml:space="preserve">Appelqvist, T., 2005. </w:t>
+      </w:r>
+      <w:r>
+        <w:rPr>
+          <w:i/>
+        </w:rPr>
+        <w:t>Naturvårdsbiologisk forskning. Underlag för områdesskydd i landskapet.</w:t>
+      </w:r>
+      <w:r>
+        <w:t xml:space="preserve"> Naturvårdsverket, Rapport 5452.</w:t>
+      </w:r>
+    </w:p>
+    <w:p>
+      <w:r>
+        <w:t xml:space="preserve">Gunnarsson, B., Pettersson, R. B., Hake, M. och Hultengren, S. &amp; Sjöberg, K., 1999. </w:t>
+      </w:r>
+      <w:r>
+        <w:rPr>
+          <w:i/>
+        </w:rPr>
+        <w:t xml:space="preserve">Spindlar och skalbaggar som indikatorer i barrskog. </w:t>
+      </w:r>
+      <w:r>
+        <w:t>Skog &amp; Forskning, Nr. 2/99, s. 46–51.</w:t>
+      </w:r>
+    </w:p>
+    <w:p>
+      <w:r>
+        <w:t xml:space="preserve">Hedgren, O., 2012. </w:t>
+      </w:r>
+      <w:r>
+        <w:rPr>
+          <w:i/>
+        </w:rPr>
+        <w:t>Hotade insekter på tallved i Dalarna.</w:t>
+      </w:r>
+      <w:r>
+        <w:t xml:space="preserve"> Länsstyrelsen Dalarna, Naturvårdsenheten. Rapport 2012:16.</w:t>
+      </w:r>
+    </w:p>
+    <w:p>
+      <w:r>
+        <w:t xml:space="preserve">Hedgren, O. 2010. </w:t>
+      </w:r>
+      <w:r>
+        <w:rPr>
+          <w:i/>
+        </w:rPr>
+        <w:t>Vedinsekter i tallskog och på brandfält i Värmland.</w:t>
+      </w:r>
+      <w:r>
+        <w:t xml:space="preserve"> Länsstyrelsen Värmland, Stencil, 39 s.</w:t>
+      </w:r>
+    </w:p>
+    <w:p>
+      <w:r>
+        <w:t xml:space="preserve">Janzen, D. H., 1983. </w:t>
+      </w:r>
+      <w:r>
+        <w:rPr>
+          <w:i/>
+        </w:rPr>
+        <w:t>No park is an island: Increase in interference from outside as park size decreases</w:t>
+      </w:r>
+      <w:r>
+        <w:t>. Oikos 41: 402–410.</w:t>
+      </w:r>
+    </w:p>
+    <w:p>
+      <w:r>
+        <w:t xml:space="preserve">Jonsell, M., Weslien, J. &amp; Ehn ström, B., 1998. </w:t>
+      </w:r>
+      <w:r>
+        <w:rPr>
+          <w:i/>
+        </w:rPr>
+        <w:t>Substrate requirements of red-listed saproxylic invertebrates in Sweden</w:t>
+      </w:r>
+      <w:r>
+        <w:t>. Biodiversity and Conserv. 7: 749–764.</w:t>
+      </w:r>
+    </w:p>
+    <w:p>
+      <w:r>
+        <w:t xml:space="preserve">Pettersson, R. B., 2014). </w:t>
+      </w:r>
+      <w:r>
+        <w:rPr>
+          <w:i/>
+        </w:rPr>
+        <w:t>Åtgärdsprogram för skalbaggar på nyligen död tall, 2014–2018.</w:t>
+      </w:r>
+      <w:r>
+        <w:t xml:space="preserve"> Rapport 6599. Bromma: Naturvårdsverket.</w:t>
+      </w:r>
+    </w:p>
+    <w:p>
+      <w:r>
+        <w:t xml:space="preserve">SLU Artdatabanken, 2026. </w:t>
+      </w:r>
+      <w:r>
+        <w:rPr>
+          <w:i/>
+        </w:rPr>
+        <w:t xml:space="preserve">Artfaktablad. Naturvård – artfakta. </w:t>
+      </w:r>
+      <w:r>
+        <w:t>SLU Artdatabanken, Uppsala.</w:t>
+      </w:r>
+    </w:p>
+    <w:p>
+      <w:r>
+        <w:t xml:space="preserve">Wikars, L.-O., Hansson, J. &amp; Hedgren, O., 2010. </w:t>
+      </w:r>
+      <w:r>
+        <w:rPr>
+          <w:i/>
+        </w:rPr>
+        <w:t>Inventering av vedlevande skalbaggar – tallskogar i Örebro län.</w:t>
+      </w:r>
+      <w:r>
+        <w:t xml:space="preserve"> Länsstyrelsen i Örebro län, publ.nr. 2010:2.</w:t>
+      </w:r>
+    </w:p>
+    <w:p>
+      <w:r>
+        <w:t xml:space="preserve">Wikars, L.-O., 2009. </w:t>
+      </w:r>
+      <w:r>
+        <w:rPr>
+          <w:i/>
+        </w:rPr>
+        <w:t>Vedskalbaggar i Hamra nationalpark, Gävleborgs län.</w:t>
+      </w:r>
+      <w:r>
+        <w:t xml:space="preserve"> Länsstyrelsen Gävleborg, Rapport 2009:14.</w:t>
       </w:r>
     </w:p>
     <w:sectPr>
@@ -822,7 +1271,7 @@
 </file>
 
 <file path=word/endnotes.xml><?xml version="1.0" encoding="utf-8"?>
-<w:endnotes xmlns:wpc="http://schemas.microsoft.com/office/word/2010/wordprocessingCanvas" xmlns:cx="http://schemas.microsoft.com/office/drawing/2014/chartex" xmlns:cx1="http://schemas.microsoft.com/office/drawing/2015/9/8/chartex" xmlns:cx2="http://schemas.microsoft.com/office/drawing/2015/10/21/chartex" xmlns:cx3="http://schemas.microsoft.com/office/drawing/2016/5/9/chartex" xmlns:cx4="http://schemas.microsoft.com/office/drawing/2016/5/10/chartex" xmlns:cx5="http://schemas.microsoft.com/office/drawing/2016/5/11/chartex" xmlns:cx6="http://schemas.microsoft.com/office/drawing/2016/5/12/chartex" xmlns:cx7="http://schemas.microsoft.com/office/drawing/2016/5/13/chartex" xmlns:cx8="http://schemas.microsoft.com/office/drawing/2016/5/14/chartex" xmlns:mc="http://schemas.openxmlformats.org/markup-compatibility/2006" xmlns:aink="http://schemas.microsoft.com/office/drawing/2016/ink" xmlns:am3d="http://schemas.microsoft.com/office/drawing/2017/model3d" xmlns:o="urn:schemas-microsoft-com:office:office" xmlns:oel="http://schemas.microsoft.com/office/2019/extlst" xmlns:r="http://schemas.openxmlformats.org/officeDocument/2006/relationships" xmlns:m="http://schemas.openxmlformats.org/officeDocument/2006/math" xmlns:v="urn:schemas-microsoft-com:vml" xmlns:wp14="http://schemas.microsoft.com/office/word/2010/wordprocessingDrawing" xmlns:wp="http://schemas.openxmlformats.org/drawingml/2006/wordprocessingDrawing" xmlns:w10="urn:schemas-microsoft-com:office:word" xmlns:w="http://schemas.openxmlformats.org/wordprocessingml/2006/main" xmlns:w14="http://schemas.microsoft.com/office/word/2010/wordml" xmlns:w15="http://schemas.microsoft.com/office/word/2012/wordml" xmlns:w16cex="http://schemas.microsoft.com/office/word/2018/wordml/cex" xmlns:w16cid="http://schemas.microsoft.com/office/word/2016/wordml/cid" xmlns:w16="http://schemas.microsoft.com/office/word/2018/wordml" xmlns:w16sdtdh="http://schemas.microsoft.com/office/word/2020/wordml/sdtdatahash" xmlns:w16se="http://schemas.microsoft.com/office/word/2015/wordml/symex" xmlns:wpg="http://schemas.microsoft.com/office/word/2010/wordprocessingGroup" xmlns:wpi="http://schemas.microsoft.com/office/word/2010/wordprocessingInk" xmlns:wne="http://schemas.microsoft.com/office/word/2006/wordml" xmlns:wps="http://schemas.microsoft.com/office/word/2010/wordprocessingShape" mc:Ignorable="w14 w15 w16se w16cid w16 w16cex w16sdtdh wp14">
+<w:endnotes xmlns:wpc="http://schemas.microsoft.com/office/word/2010/wordprocessingCanvas" xmlns:cx="http://schemas.microsoft.com/office/drawing/2014/chartex" xmlns:cx1="http://schemas.microsoft.com/office/drawing/2015/9/8/chartex" xmlns:cx2="http://schemas.microsoft.com/office/drawing/2015/10/21/chartex" xmlns:cx3="http://schemas.microsoft.com/office/drawing/2016/5/9/chartex" xmlns:cx4="http://schemas.microsoft.com/office/drawing/2016/5/10/chartex" xmlns:cx5="http://schemas.microsoft.com/office/drawing/2016/5/11/chartex" xmlns:cx6="http://schemas.microsoft.com/office/drawing/2016/5/12/chartex" xmlns:cx7="http://schemas.microsoft.com/office/drawing/2016/5/13/chartex" xmlns:cx8="http://schemas.microsoft.com/office/drawing/2016/5/14/chartex" xmlns:mc="http://schemas.openxmlformats.org/markup-compatibility/2006" xmlns:aink="http://schemas.microsoft.com/office/drawing/2016/ink" xmlns:am3d="http://schemas.microsoft.com/office/drawing/2017/model3d" xmlns:o="urn:schemas-microsoft-com:office:office" xmlns:oel="http://schemas.microsoft.com/office/2019/extlst" xmlns:r="http://schemas.openxmlformats.org/officeDocument/2006/relationships" xmlns:m="http://schemas.openxmlformats.org/officeDocument/2006/math" xmlns:v="urn:schemas-microsoft-com:vml" xmlns:wp14="http://schemas.microsoft.com/office/word/2010/wordprocessingDrawing" xmlns:wp="http://schemas.openxmlformats.org/drawingml/2006/wordprocessingDrawing" xmlns:w10="urn:schemas-microsoft-com:office:word" xmlns:w="http://schemas.openxmlformats.org/wordprocessingml/2006/main" xmlns:w14="http://schemas.microsoft.com/office/word/2010/wordml" xmlns:w15="http://schemas.microsoft.com/office/word/2012/wordml" xmlns:w16cex="http://schemas.microsoft.com/office/word/2018/wordml/cex" xmlns:w16cid="http://schemas.microsoft.com/office/word/2016/wordml/cid" xmlns:w16="http://schemas.microsoft.com/office/word/2018/wordml" xmlns:w16du="http://schemas.microsoft.com/office/word/2023/wordml/word16du" xmlns:w16sdtdh="http://schemas.microsoft.com/office/word/2020/wordml/sdtdatahash" xmlns:w16sdtfl="http://schemas.microsoft.com/office/word/2024/wordml/sdtformatlock" xmlns:w16se="http://schemas.microsoft.com/office/word/2015/wordml/symex" xmlns:wpg="http://schemas.microsoft.com/office/word/2010/wordprocessingGroup" xmlns:wpi="http://schemas.microsoft.com/office/word/2010/wordprocessingInk" xmlns:wne="http://schemas.microsoft.com/office/word/2006/wordml" xmlns:wps="http://schemas.microsoft.com/office/word/2010/wordprocessingShape" mc:Ignorable="w14 w15 w16se w16cid w16 w16cex w16sdtdh w16sdtfl w16du wp14">
   <w:endnote w:type="separator" w:id="-1">
     <w:p>
       <w:pPr>
@@ -847,7 +1296,7 @@
 </file>
 
 <file path=word/footer1.xml><?xml version="1.0" encoding="utf-8"?>
-<w:ftr xmlns:wpc="http://schemas.microsoft.com/office/word/2010/wordprocessingCanvas" xmlns:cx="http://schemas.microsoft.com/office/drawing/2014/chartex" xmlns:cx1="http://schemas.microsoft.com/office/drawing/2015/9/8/chartex" xmlns:cx2="http://schemas.microsoft.com/office/drawing/2015/10/21/chartex" xmlns:cx3="http://schemas.microsoft.com/office/drawing/2016/5/9/chartex" xmlns:cx4="http://schemas.microsoft.com/office/drawing/2016/5/10/chartex" xmlns:cx5="http://schemas.microsoft.com/office/drawing/2016/5/11/chartex" xmlns:cx6="http://schemas.microsoft.com/office/drawing/2016/5/12/chartex" xmlns:cx7="http://schemas.microsoft.com/office/drawing/2016/5/13/chartex" xmlns:cx8="http://schemas.microsoft.com/office/drawing/2016/5/14/chartex" xmlns:mc="http://schemas.openxmlformats.org/markup-compatibility/2006" xmlns:aink="http://schemas.microsoft.com/office/drawing/2016/ink" xmlns:am3d="http://schemas.microsoft.com/office/drawing/2017/model3d" xmlns:o="urn:schemas-microsoft-com:office:office" xmlns:oel="http://schemas.microsoft.com/office/2019/extlst" xmlns:r="http://schemas.openxmlformats.org/officeDocument/2006/relationships" xmlns:m="http://schemas.openxmlformats.org/officeDocument/2006/math" xmlns:v="urn:schemas-microsoft-com:vml" xmlns:wp14="http://schemas.microsoft.com/office/word/2010/wordprocessingDrawing" xmlns:wp="http://schemas.openxmlformats.org/drawingml/2006/wordprocessingDrawing" xmlns:w10="urn:schemas-microsoft-com:office:word" xmlns:w="http://schemas.openxmlformats.org/wordprocessingml/2006/main" xmlns:w14="http://schemas.microsoft.com/office/word/2010/wordml" xmlns:w15="http://schemas.microsoft.com/office/word/2012/wordml" xmlns:w16cex="http://schemas.microsoft.com/office/word/2018/wordml/cex" xmlns:w16cid="http://schemas.microsoft.com/office/word/2016/wordml/cid" xmlns:w16="http://schemas.microsoft.com/office/word/2018/wordml" xmlns:w16sdtdh="http://schemas.microsoft.com/office/word/2020/wordml/sdtdatahash" xmlns:w16se="http://schemas.microsoft.com/office/word/2015/wordml/symex" xmlns:wpg="http://schemas.microsoft.com/office/word/2010/wordprocessingGroup" xmlns:wpi="http://schemas.microsoft.com/office/word/2010/wordprocessingInk" xmlns:wne="http://schemas.microsoft.com/office/word/2006/wordml" xmlns:wps="http://schemas.microsoft.com/office/word/2010/wordprocessingShape" mc:Ignorable="w14 w15 w16se w16cid w16 w16cex w16sdtdh wp14">
+<w:ftr xmlns:wpc="http://schemas.microsoft.com/office/word/2010/wordprocessingCanvas" xmlns:cx="http://schemas.microsoft.com/office/drawing/2014/chartex" xmlns:cx1="http://schemas.microsoft.com/office/drawing/2015/9/8/chartex" xmlns:cx2="http://schemas.microsoft.com/office/drawing/2015/10/21/chartex" xmlns:cx3="http://schemas.microsoft.com/office/drawing/2016/5/9/chartex" xmlns:cx4="http://schemas.microsoft.com/office/drawing/2016/5/10/chartex" xmlns:cx5="http://schemas.microsoft.com/office/drawing/2016/5/11/chartex" xmlns:cx6="http://schemas.microsoft.com/office/drawing/2016/5/12/chartex" xmlns:cx7="http://schemas.microsoft.com/office/drawing/2016/5/13/chartex" xmlns:cx8="http://schemas.microsoft.com/office/drawing/2016/5/14/chartex" xmlns:mc="http://schemas.openxmlformats.org/markup-compatibility/2006" xmlns:aink="http://schemas.microsoft.com/office/drawing/2016/ink" xmlns:am3d="http://schemas.microsoft.com/office/drawing/2017/model3d" xmlns:o="urn:schemas-microsoft-com:office:office" xmlns:oel="http://schemas.microsoft.com/office/2019/extlst" xmlns:r="http://schemas.openxmlformats.org/officeDocument/2006/relationships" xmlns:m="http://schemas.openxmlformats.org/officeDocument/2006/math" xmlns:v="urn:schemas-microsoft-com:vml" xmlns:wp14="http://schemas.microsoft.com/office/word/2010/wordprocessingDrawing" xmlns:wp="http://schemas.openxmlformats.org/drawingml/2006/wordprocessingDrawing" xmlns:w10="urn:schemas-microsoft-com:office:word" xmlns:w="http://schemas.openxmlformats.org/wordprocessingml/2006/main" xmlns:w14="http://schemas.microsoft.com/office/word/2010/wordml" xmlns:w15="http://schemas.microsoft.com/office/word/2012/wordml" xmlns:w16cex="http://schemas.microsoft.com/office/word/2018/wordml/cex" xmlns:w16cid="http://schemas.microsoft.com/office/word/2016/wordml/cid" xmlns:w16="http://schemas.microsoft.com/office/word/2018/wordml" xmlns:w16du="http://schemas.microsoft.com/office/word/2023/wordml/word16du" xmlns:w16sdtdh="http://schemas.microsoft.com/office/word/2020/wordml/sdtdatahash" xmlns:w16sdtfl="http://schemas.microsoft.com/office/word/2024/wordml/sdtformatlock" xmlns:w16se="http://schemas.microsoft.com/office/word/2015/wordml/symex" xmlns:wpg="http://schemas.microsoft.com/office/word/2010/wordprocessingGroup" xmlns:wpi="http://schemas.microsoft.com/office/word/2010/wordprocessingInk" xmlns:wne="http://schemas.microsoft.com/office/word/2006/wordml" xmlns:wps="http://schemas.microsoft.com/office/word/2010/wordprocessingShape" mc:Ignorable="w14 w15 w16se w16cid w16 w16cex w16sdtdh w16sdtfl w16du wp14">
   <w:p>
     <w:pPr>
       <w:pStyle w:val="Footer"/>
@@ -857,7 +1306,7 @@
 </file>
 
 <file path=word/footer2.xml><?xml version="1.0" encoding="utf-8"?>
-<w:ftr xmlns:wpc="http://schemas.microsoft.com/office/word/2010/wordprocessingCanvas" xmlns:cx="http://schemas.microsoft.com/office/drawing/2014/chartex" xmlns:cx1="http://schemas.microsoft.com/office/drawing/2015/9/8/chartex" xmlns:cx2="http://schemas.microsoft.com/office/drawing/2015/10/21/chartex" xmlns:cx3="http://schemas.microsoft.com/office/drawing/2016/5/9/chartex" xmlns:cx4="http://schemas.microsoft.com/office/drawing/2016/5/10/chartex" xmlns:cx5="http://schemas.microsoft.com/office/drawing/2016/5/11/chartex" xmlns:cx6="http://schemas.microsoft.com/office/drawing/2016/5/12/chartex" xmlns:cx7="http://schemas.microsoft.com/office/drawing/2016/5/13/chartex" xmlns:cx8="http://schemas.microsoft.com/office/drawing/2016/5/14/chartex" xmlns:mc="http://schemas.openxmlformats.org/markup-compatibility/2006" xmlns:aink="http://schemas.microsoft.com/office/drawing/2016/ink" xmlns:am3d="http://schemas.microsoft.com/office/drawing/2017/model3d" xmlns:o="urn:schemas-microsoft-com:office:office" xmlns:oel="http://schemas.microsoft.com/office/2019/extlst" xmlns:r="http://schemas.openxmlformats.org/officeDocument/2006/relationships" xmlns:m="http://schemas.openxmlformats.org/officeDocument/2006/math" xmlns:v="urn:schemas-microsoft-com:vml" xmlns:wp14="http://schemas.microsoft.com/office/word/2010/wordprocessingDrawing" xmlns:wp="http://schemas.openxmlformats.org/drawingml/2006/wordprocessingDrawing" xmlns:w10="urn:schemas-microsoft-com:office:word" xmlns:w="http://schemas.openxmlformats.org/wordprocessingml/2006/main" xmlns:w14="http://schemas.microsoft.com/office/word/2010/wordml" xmlns:w15="http://schemas.microsoft.com/office/word/2012/wordml" xmlns:w16cex="http://schemas.microsoft.com/office/word/2018/wordml/cex" xmlns:w16cid="http://schemas.microsoft.com/office/word/2016/wordml/cid" xmlns:w16="http://schemas.microsoft.com/office/word/2018/wordml" xmlns:w16sdtdh="http://schemas.microsoft.com/office/word/2020/wordml/sdtdatahash" xmlns:w16se="http://schemas.microsoft.com/office/word/2015/wordml/symex" xmlns:wpg="http://schemas.microsoft.com/office/word/2010/wordprocessingGroup" xmlns:wpi="http://schemas.microsoft.com/office/word/2010/wordprocessingInk" xmlns:wne="http://schemas.microsoft.com/office/word/2006/wordml" xmlns:wps="http://schemas.microsoft.com/office/word/2010/wordprocessingShape" mc:Ignorable="w14 w15 w16se w16cid w16 w16cex w16sdtdh wp14">
+<w:ftr xmlns:wpc="http://schemas.microsoft.com/office/word/2010/wordprocessingCanvas" xmlns:cx="http://schemas.microsoft.com/office/drawing/2014/chartex" xmlns:cx1="http://schemas.microsoft.com/office/drawing/2015/9/8/chartex" xmlns:cx2="http://schemas.microsoft.com/office/drawing/2015/10/21/chartex" xmlns:cx3="http://schemas.microsoft.com/office/drawing/2016/5/9/chartex" xmlns:cx4="http://schemas.microsoft.com/office/drawing/2016/5/10/chartex" xmlns:cx5="http://schemas.microsoft.com/office/drawing/2016/5/11/chartex" xmlns:cx6="http://schemas.microsoft.com/office/drawing/2016/5/12/chartex" xmlns:cx7="http://schemas.microsoft.com/office/drawing/2016/5/13/chartex" xmlns:cx8="http://schemas.microsoft.com/office/drawing/2016/5/14/chartex" xmlns:mc="http://schemas.openxmlformats.org/markup-compatibility/2006" xmlns:aink="http://schemas.microsoft.com/office/drawing/2016/ink" xmlns:am3d="http://schemas.microsoft.com/office/drawing/2017/model3d" xmlns:o="urn:schemas-microsoft-com:office:office" xmlns:oel="http://schemas.microsoft.com/office/2019/extlst" xmlns:r="http://schemas.openxmlformats.org/officeDocument/2006/relationships" xmlns:m="http://schemas.openxmlformats.org/officeDocument/2006/math" xmlns:v="urn:schemas-microsoft-com:vml" xmlns:wp14="http://schemas.microsoft.com/office/word/2010/wordprocessingDrawing" xmlns:wp="http://schemas.openxmlformats.org/drawingml/2006/wordprocessingDrawing" xmlns:w10="urn:schemas-microsoft-com:office:word" xmlns:w="http://schemas.openxmlformats.org/wordprocessingml/2006/main" xmlns:w14="http://schemas.microsoft.com/office/word/2010/wordml" xmlns:w15="http://schemas.microsoft.com/office/word/2012/wordml" xmlns:w16cex="http://schemas.microsoft.com/office/word/2018/wordml/cex" xmlns:w16cid="http://schemas.microsoft.com/office/word/2016/wordml/cid" xmlns:w16="http://schemas.microsoft.com/office/word/2018/wordml" xmlns:w16du="http://schemas.microsoft.com/office/word/2023/wordml/word16du" xmlns:w16sdtdh="http://schemas.microsoft.com/office/word/2020/wordml/sdtdatahash" xmlns:w16sdtfl="http://schemas.microsoft.com/office/word/2024/wordml/sdtformatlock" xmlns:w16se="http://schemas.microsoft.com/office/word/2015/wordml/symex" xmlns:wpg="http://schemas.microsoft.com/office/word/2010/wordprocessingGroup" xmlns:wpi="http://schemas.microsoft.com/office/word/2010/wordprocessingInk" xmlns:wne="http://schemas.microsoft.com/office/word/2006/wordml" xmlns:wps="http://schemas.microsoft.com/office/word/2010/wordprocessingShape" mc:Ignorable="w14 w15 w16se w16cid w16 w16cex w16sdtdh w16sdtfl w16du wp14">
   <w:p>
     <w:pPr>
       <w:pStyle w:val="Footer"/>
@@ -867,7 +1316,7 @@
 </file>
 
 <file path=word/footer3.xml><?xml version="1.0" encoding="utf-8"?>
-<w:ftr xmlns:wpc="http://schemas.microsoft.com/office/word/2010/wordprocessingCanvas" xmlns:cx="http://schemas.microsoft.com/office/drawing/2014/chartex" xmlns:cx1="http://schemas.microsoft.com/office/drawing/2015/9/8/chartex" xmlns:cx2="http://schemas.microsoft.com/office/drawing/2015/10/21/chartex" xmlns:cx3="http://schemas.microsoft.com/office/drawing/2016/5/9/chartex" xmlns:cx4="http://schemas.microsoft.com/office/drawing/2016/5/10/chartex" xmlns:cx5="http://schemas.microsoft.com/office/drawing/2016/5/11/chartex" xmlns:cx6="http://schemas.microsoft.com/office/drawing/2016/5/12/chartex" xmlns:cx7="http://schemas.microsoft.com/office/drawing/2016/5/13/chartex" xmlns:cx8="http://schemas.microsoft.com/office/drawing/2016/5/14/chartex" xmlns:mc="http://schemas.openxmlformats.org/markup-compatibility/2006" xmlns:aink="http://schemas.microsoft.com/office/drawing/2016/ink" xmlns:am3d="http://schemas.microsoft.com/office/drawing/2017/model3d" xmlns:o="urn:schemas-microsoft-com:office:office" xmlns:oel="http://schemas.microsoft.com/office/2019/extlst" xmlns:r="http://schemas.openxmlformats.org/officeDocument/2006/relationships" xmlns:m="http://schemas.openxmlformats.org/officeDocument/2006/math" xmlns:v="urn:schemas-microsoft-com:vml" xmlns:wp14="http://schemas.microsoft.com/office/word/2010/wordprocessingDrawing" xmlns:wp="http://schemas.openxmlformats.org/drawingml/2006/wordprocessingDrawing" xmlns:w10="urn:schemas-microsoft-com:office:word" xmlns:w="http://schemas.openxmlformats.org/wordprocessingml/2006/main" xmlns:w14="http://schemas.microsoft.com/office/word/2010/wordml" xmlns:w15="http://schemas.microsoft.com/office/word/2012/wordml" xmlns:w16cex="http://schemas.microsoft.com/office/word/2018/wordml/cex" xmlns:w16cid="http://schemas.microsoft.com/office/word/2016/wordml/cid" xmlns:w16="http://schemas.microsoft.com/office/word/2018/wordml" xmlns:w16sdtdh="http://schemas.microsoft.com/office/word/2020/wordml/sdtdatahash" xmlns:w16se="http://schemas.microsoft.com/office/word/2015/wordml/symex" xmlns:wpg="http://schemas.microsoft.com/office/word/2010/wordprocessingGroup" xmlns:wpi="http://schemas.microsoft.com/office/word/2010/wordprocessingInk" xmlns:wne="http://schemas.microsoft.com/office/word/2006/wordml" xmlns:wps="http://schemas.microsoft.com/office/word/2010/wordprocessingShape" mc:Ignorable="w14 w15 w16se w16cid w16 w16cex w16sdtdh wp14">
+<w:ftr xmlns:wpc="http://schemas.microsoft.com/office/word/2010/wordprocessingCanvas" xmlns:cx="http://schemas.microsoft.com/office/drawing/2014/chartex" xmlns:cx1="http://schemas.microsoft.com/office/drawing/2015/9/8/chartex" xmlns:cx2="http://schemas.microsoft.com/office/drawing/2015/10/21/chartex" xmlns:cx3="http://schemas.microsoft.com/office/drawing/2016/5/9/chartex" xmlns:cx4="http://schemas.microsoft.com/office/drawing/2016/5/10/chartex" xmlns:cx5="http://schemas.microsoft.com/office/drawing/2016/5/11/chartex" xmlns:cx6="http://schemas.microsoft.com/office/drawing/2016/5/12/chartex" xmlns:cx7="http://schemas.microsoft.com/office/drawing/2016/5/13/chartex" xmlns:cx8="http://schemas.microsoft.com/office/drawing/2016/5/14/chartex" xmlns:mc="http://schemas.openxmlformats.org/markup-compatibility/2006" xmlns:aink="http://schemas.microsoft.com/office/drawing/2016/ink" xmlns:am3d="http://schemas.microsoft.com/office/drawing/2017/model3d" xmlns:o="urn:schemas-microsoft-com:office:office" xmlns:oel="http://schemas.microsoft.com/office/2019/extlst" xmlns:r="http://schemas.openxmlformats.org/officeDocument/2006/relationships" xmlns:m="http://schemas.openxmlformats.org/officeDocument/2006/math" xmlns:v="urn:schemas-microsoft-com:vml" xmlns:wp14="http://schemas.microsoft.com/office/word/2010/wordprocessingDrawing" xmlns:wp="http://schemas.openxmlformats.org/drawingml/2006/wordprocessingDrawing" xmlns:w10="urn:schemas-microsoft-com:office:word" xmlns:w="http://schemas.openxmlformats.org/wordprocessingml/2006/main" xmlns:w14="http://schemas.microsoft.com/office/word/2010/wordml" xmlns:w15="http://schemas.microsoft.com/office/word/2012/wordml" xmlns:w16cex="http://schemas.microsoft.com/office/word/2018/wordml/cex" xmlns:w16cid="http://schemas.microsoft.com/office/word/2016/wordml/cid" xmlns:w16="http://schemas.microsoft.com/office/word/2018/wordml" xmlns:w16du="http://schemas.microsoft.com/office/word/2023/wordml/word16du" xmlns:w16sdtdh="http://schemas.microsoft.com/office/word/2020/wordml/sdtdatahash" xmlns:w16sdtfl="http://schemas.microsoft.com/office/word/2024/wordml/sdtformatlock" xmlns:w16se="http://schemas.microsoft.com/office/word/2015/wordml/symex" xmlns:wpg="http://schemas.microsoft.com/office/word/2010/wordprocessingGroup" xmlns:wpi="http://schemas.microsoft.com/office/word/2010/wordprocessingInk" xmlns:wne="http://schemas.microsoft.com/office/word/2006/wordml" xmlns:wps="http://schemas.microsoft.com/office/word/2010/wordprocessingShape" mc:Ignorable="w14 w15 w16se w16cid w16 w16cex w16sdtdh w16sdtfl w16du wp14">
   <w:p>
     <w:pPr>
       <w:pStyle w:val="Footer"/>
@@ -877,7 +1326,7 @@
 </file>
 
 <file path=word/footnotes.xml><?xml version="1.0" encoding="utf-8"?>
-<w:footnotes xmlns:wpc="http://schemas.microsoft.com/office/word/2010/wordprocessingCanvas" xmlns:cx="http://schemas.microsoft.com/office/drawing/2014/chartex" xmlns:cx1="http://schemas.microsoft.com/office/drawing/2015/9/8/chartex" xmlns:cx2="http://schemas.microsoft.com/office/drawing/2015/10/21/chartex" xmlns:cx3="http://schemas.microsoft.com/office/drawing/2016/5/9/chartex" xmlns:cx4="http://schemas.microsoft.com/office/drawing/2016/5/10/chartex" xmlns:cx5="http://schemas.microsoft.com/office/drawing/2016/5/11/chartex" xmlns:cx6="http://schemas.microsoft.com/office/drawing/2016/5/12/chartex" xmlns:cx7="http://schemas.microsoft.com/office/drawing/2016/5/13/chartex" xmlns:cx8="http://schemas.microsoft.com/office/drawing/2016/5/14/chartex" xmlns:mc="http://schemas.openxmlformats.org/markup-compatibility/2006" xmlns:aink="http://schemas.microsoft.com/office/drawing/2016/ink" xmlns:am3d="http://schemas.microsoft.com/office/drawing/2017/model3d" xmlns:o="urn:schemas-microsoft-com:office:office" xmlns:oel="http://schemas.microsoft.com/office/2019/extlst" xmlns:r="http://schemas.openxmlformats.org/officeDocument/2006/relationships" xmlns:m="http://schemas.openxmlformats.org/officeDocument/2006/math" xmlns:v="urn:schemas-microsoft-com:vml" xmlns:wp14="http://schemas.microsoft.com/office/word/2010/wordprocessingDrawing" xmlns:wp="http://schemas.openxmlformats.org/drawingml/2006/wordprocessingDrawing" xmlns:w10="urn:schemas-microsoft-com:office:word" xmlns:w="http://schemas.openxmlformats.org/wordprocessingml/2006/main" xmlns:w14="http://schemas.microsoft.com/office/word/2010/wordml" xmlns:w15="http://schemas.microsoft.com/office/word/2012/wordml" xmlns:w16cex="http://schemas.microsoft.com/office/word/2018/wordml/cex" xmlns:w16cid="http://schemas.microsoft.com/office/word/2016/wordml/cid" xmlns:w16="http://schemas.microsoft.com/office/word/2018/wordml" xmlns:w16sdtdh="http://schemas.microsoft.com/office/word/2020/wordml/sdtdatahash" xmlns:w16se="http://schemas.microsoft.com/office/word/2015/wordml/symex" xmlns:wpg="http://schemas.microsoft.com/office/word/2010/wordprocessingGroup" xmlns:wpi="http://schemas.microsoft.com/office/word/2010/wordprocessingInk" xmlns:wne="http://schemas.microsoft.com/office/word/2006/wordml" xmlns:wps="http://schemas.microsoft.com/office/word/2010/wordprocessingShape" mc:Ignorable="w14 w15 w16se w16cid w16 w16cex w16sdtdh wp14">
+<w:footnotes xmlns:wpc="http://schemas.microsoft.com/office/word/2010/wordprocessingCanvas" xmlns:cx="http://schemas.microsoft.com/office/drawing/2014/chartex" xmlns:cx1="http://schemas.microsoft.com/office/drawing/2015/9/8/chartex" xmlns:cx2="http://schemas.microsoft.com/office/drawing/2015/10/21/chartex" xmlns:cx3="http://schemas.microsoft.com/office/drawing/2016/5/9/chartex" xmlns:cx4="http://schemas.microsoft.com/office/drawing/2016/5/10/chartex" xmlns:cx5="http://schemas.microsoft.com/office/drawing/2016/5/11/chartex" xmlns:cx6="http://schemas.microsoft.com/office/drawing/2016/5/12/chartex" xmlns:cx7="http://schemas.microsoft.com/office/drawing/2016/5/13/chartex" xmlns:cx8="http://schemas.microsoft.com/office/drawing/2016/5/14/chartex" xmlns:mc="http://schemas.openxmlformats.org/markup-compatibility/2006" xmlns:aink="http://schemas.microsoft.com/office/drawing/2016/ink" xmlns:am3d="http://schemas.microsoft.com/office/drawing/2017/model3d" xmlns:o="urn:schemas-microsoft-com:office:office" xmlns:oel="http://schemas.microsoft.com/office/2019/extlst" xmlns:r="http://schemas.openxmlformats.org/officeDocument/2006/relationships" xmlns:m="http://schemas.openxmlformats.org/officeDocument/2006/math" xmlns:v="urn:schemas-microsoft-com:vml" xmlns:wp14="http://schemas.microsoft.com/office/word/2010/wordprocessingDrawing" xmlns:wp="http://schemas.openxmlformats.org/drawingml/2006/wordprocessingDrawing" xmlns:w10="urn:schemas-microsoft-com:office:word" xmlns:w="http://schemas.openxmlformats.org/wordprocessingml/2006/main" xmlns:w14="http://schemas.microsoft.com/office/word/2010/wordml" xmlns:w15="http://schemas.microsoft.com/office/word/2012/wordml" xmlns:w16cex="http://schemas.microsoft.com/office/word/2018/wordml/cex" xmlns:w16cid="http://schemas.microsoft.com/office/word/2016/wordml/cid" xmlns:w16="http://schemas.microsoft.com/office/word/2018/wordml" xmlns:w16du="http://schemas.microsoft.com/office/word/2023/wordml/word16du" xmlns:w16sdtdh="http://schemas.microsoft.com/office/word/2020/wordml/sdtdatahash" xmlns:w16sdtfl="http://schemas.microsoft.com/office/word/2024/wordml/sdtformatlock" xmlns:w16se="http://schemas.microsoft.com/office/word/2015/wordml/symex" xmlns:wpg="http://schemas.microsoft.com/office/word/2010/wordprocessingGroup" xmlns:wpi="http://schemas.microsoft.com/office/word/2010/wordprocessingInk" xmlns:wne="http://schemas.microsoft.com/office/word/2006/wordml" xmlns:wps="http://schemas.microsoft.com/office/word/2010/wordprocessingShape" mc:Ignorable="w14 w15 w16se w16cid w16 w16cex w16sdtdh w16sdtfl w16du wp14">
   <w:footnote w:type="separator" w:id="-1">
     <w:p>
       <w:pPr>
@@ -902,7 +1351,7 @@
 </file>
 
 <file path=word/header1.xml><?xml version="1.0" encoding="utf-8"?>
-<w:hdr xmlns:wpc="http://schemas.microsoft.com/office/word/2010/wordprocessingCanvas" xmlns:cx="http://schemas.microsoft.com/office/drawing/2014/chartex" xmlns:cx1="http://schemas.microsoft.com/office/drawing/2015/9/8/chartex" xmlns:cx2="http://schemas.microsoft.com/office/drawing/2015/10/21/chartex" xmlns:cx3="http://schemas.microsoft.com/office/drawing/2016/5/9/chartex" xmlns:cx4="http://schemas.microsoft.com/office/drawing/2016/5/10/chartex" xmlns:cx5="http://schemas.microsoft.com/office/drawing/2016/5/11/chartex" xmlns:cx6="http://schemas.microsoft.com/office/drawing/2016/5/12/chartex" xmlns:cx7="http://schemas.microsoft.com/office/drawing/2016/5/13/chartex" xmlns:cx8="http://schemas.microsoft.com/office/drawing/2016/5/14/chartex" xmlns:mc="http://schemas.openxmlformats.org/markup-compatibility/2006" xmlns:aink="http://schemas.microsoft.com/office/drawing/2016/ink" xmlns:am3d="http://schemas.microsoft.com/office/drawing/2017/model3d" xmlns:o="urn:schemas-microsoft-com:office:office" xmlns:oel="http://schemas.microsoft.com/office/2019/extlst" xmlns:r="http://schemas.openxmlformats.org/officeDocument/2006/relationships" xmlns:m="http://schemas.openxmlformats.org/officeDocument/2006/math" xmlns:v="urn:schemas-microsoft-com:vml" xmlns:wp14="http://schemas.microsoft.com/office/word/2010/wordprocessingDrawing" xmlns:wp="http://schemas.openxmlformats.org/drawingml/2006/wordprocessingDrawing" xmlns:w10="urn:schemas-microsoft-com:office:word" xmlns:w="http://schemas.openxmlformats.org/wordprocessingml/2006/main" xmlns:w14="http://schemas.microsoft.com/office/word/2010/wordml" xmlns:w15="http://schemas.microsoft.com/office/word/2012/wordml" xmlns:w16cex="http://schemas.microsoft.com/office/word/2018/wordml/cex" xmlns:w16cid="http://schemas.microsoft.com/office/word/2016/wordml/cid" xmlns:w16="http://schemas.microsoft.com/office/word/2018/wordml" xmlns:w16sdtdh="http://schemas.microsoft.com/office/word/2020/wordml/sdtdatahash" xmlns:w16se="http://schemas.microsoft.com/office/word/2015/wordml/symex" xmlns:wpg="http://schemas.microsoft.com/office/word/2010/wordprocessingGroup" xmlns:wpi="http://schemas.microsoft.com/office/word/2010/wordprocessingInk" xmlns:wne="http://schemas.microsoft.com/office/word/2006/wordml" xmlns:wps="http://schemas.microsoft.com/office/word/2010/wordprocessingShape" mc:Ignorable="w14 w15 w16se w16cid w16 w16cex w16sdtdh wp14">
+<w:hdr xmlns:wpc="http://schemas.microsoft.com/office/word/2010/wordprocessingCanvas" xmlns:cx="http://schemas.microsoft.com/office/drawing/2014/chartex" xmlns:cx1="http://schemas.microsoft.com/office/drawing/2015/9/8/chartex" xmlns:cx2="http://schemas.microsoft.com/office/drawing/2015/10/21/chartex" xmlns:cx3="http://schemas.microsoft.com/office/drawing/2016/5/9/chartex" xmlns:cx4="http://schemas.microsoft.com/office/drawing/2016/5/10/chartex" xmlns:cx5="http://schemas.microsoft.com/office/drawing/2016/5/11/chartex" xmlns:cx6="http://schemas.microsoft.com/office/drawing/2016/5/12/chartex" xmlns:cx7="http://schemas.microsoft.com/office/drawing/2016/5/13/chartex" xmlns:cx8="http://schemas.microsoft.com/office/drawing/2016/5/14/chartex" xmlns:mc="http://schemas.openxmlformats.org/markup-compatibility/2006" xmlns:aink="http://schemas.microsoft.com/office/drawing/2016/ink" xmlns:am3d="http://schemas.microsoft.com/office/drawing/2017/model3d" xmlns:o="urn:schemas-microsoft-com:office:office" xmlns:oel="http://schemas.microsoft.com/office/2019/extlst" xmlns:r="http://schemas.openxmlformats.org/officeDocument/2006/relationships" xmlns:m="http://schemas.openxmlformats.org/officeDocument/2006/math" xmlns:v="urn:schemas-microsoft-com:vml" xmlns:wp14="http://schemas.microsoft.com/office/word/2010/wordprocessingDrawing" xmlns:wp="http://schemas.openxmlformats.org/drawingml/2006/wordprocessingDrawing" xmlns:w10="urn:schemas-microsoft-com:office:word" xmlns:w="http://schemas.openxmlformats.org/wordprocessingml/2006/main" xmlns:w14="http://schemas.microsoft.com/office/word/2010/wordml" xmlns:w15="http://schemas.microsoft.com/office/word/2012/wordml" xmlns:w16cex="http://schemas.microsoft.com/office/word/2018/wordml/cex" xmlns:w16cid="http://schemas.microsoft.com/office/word/2016/wordml/cid" xmlns:w16="http://schemas.microsoft.com/office/word/2018/wordml" xmlns:w16du="http://schemas.microsoft.com/office/word/2023/wordml/word16du" xmlns:w16sdtdh="http://schemas.microsoft.com/office/word/2020/wordml/sdtdatahash" xmlns:w16sdtfl="http://schemas.microsoft.com/office/word/2024/wordml/sdtformatlock" xmlns:w16se="http://schemas.microsoft.com/office/word/2015/wordml/symex" xmlns:wpg="http://schemas.microsoft.com/office/word/2010/wordprocessingGroup" xmlns:wpi="http://schemas.microsoft.com/office/word/2010/wordprocessingInk" xmlns:wne="http://schemas.microsoft.com/office/word/2006/wordml" xmlns:wps="http://schemas.microsoft.com/office/word/2010/wordprocessingShape" mc:Ignorable="w14 w15 w16se w16cid w16 w16cex w16sdtdh w16sdtfl w16du wp14">
   <w:p>
     <w:pPr>
       <w:pStyle w:val="Header"/>
@@ -912,7 +1361,7 @@
 </file>
 
 <file path=word/header2.xml><?xml version="1.0" encoding="utf-8"?>
-<w:hdr xmlns:wpc="http://schemas.microsoft.com/office/word/2010/wordprocessingCanvas" xmlns:cx="http://schemas.microsoft.com/office/drawing/2014/chartex" xmlns:cx1="http://schemas.microsoft.com/office/drawing/2015/9/8/chartex" xmlns:cx2="http://schemas.microsoft.com/office/drawing/2015/10/21/chartex" xmlns:cx3="http://schemas.microsoft.com/office/drawing/2016/5/9/chartex" xmlns:cx4="http://schemas.microsoft.com/office/drawing/2016/5/10/chartex" xmlns:cx5="http://schemas.microsoft.com/office/drawing/2016/5/11/chartex" xmlns:cx6="http://schemas.microsoft.com/office/drawing/2016/5/12/chartex" xmlns:cx7="http://schemas.microsoft.com/office/drawing/2016/5/13/chartex" xmlns:cx8="http://schemas.microsoft.com/office/drawing/2016/5/14/chartex" xmlns:mc="http://schemas.openxmlformats.org/markup-compatibility/2006" xmlns:aink="http://schemas.microsoft.com/office/drawing/2016/ink" xmlns:am3d="http://schemas.microsoft.com/office/drawing/2017/model3d" xmlns:o="urn:schemas-microsoft-com:office:office" xmlns:oel="http://schemas.microsoft.com/office/2019/extlst" xmlns:r="http://schemas.openxmlformats.org/officeDocument/2006/relationships" xmlns:m="http://schemas.openxmlformats.org/officeDocument/2006/math" xmlns:v="urn:schemas-microsoft-com:vml" xmlns:wp14="http://schemas.microsoft.com/office/word/2010/wordprocessingDrawing" xmlns:wp="http://schemas.openxmlformats.org/drawingml/2006/wordprocessingDrawing" xmlns:w10="urn:schemas-microsoft-com:office:word" xmlns:w="http://schemas.openxmlformats.org/wordprocessingml/2006/main" xmlns:w14="http://schemas.microsoft.com/office/word/2010/wordml" xmlns:w15="http://schemas.microsoft.com/office/word/2012/wordml" xmlns:w16cex="http://schemas.microsoft.com/office/word/2018/wordml/cex" xmlns:w16cid="http://schemas.microsoft.com/office/word/2016/wordml/cid" xmlns:w16="http://schemas.microsoft.com/office/word/2018/wordml" xmlns:w16sdtdh="http://schemas.microsoft.com/office/word/2020/wordml/sdtdatahash" xmlns:w16se="http://schemas.microsoft.com/office/word/2015/wordml/symex" xmlns:wpg="http://schemas.microsoft.com/office/word/2010/wordprocessingGroup" xmlns:wpi="http://schemas.microsoft.com/office/word/2010/wordprocessingInk" xmlns:wne="http://schemas.microsoft.com/office/word/2006/wordml" xmlns:wps="http://schemas.microsoft.com/office/word/2010/wordprocessingShape" mc:Ignorable="w14 w15 w16se w16cid w16 w16cex w16sdtdh wp14">
+<w:hdr xmlns:wpc="http://schemas.microsoft.com/office/word/2010/wordprocessingCanvas" xmlns:cx="http://schemas.microsoft.com/office/drawing/2014/chartex" xmlns:cx1="http://schemas.microsoft.com/office/drawing/2015/9/8/chartex" xmlns:cx2="http://schemas.microsoft.com/office/drawing/2015/10/21/chartex" xmlns:cx3="http://schemas.microsoft.com/office/drawing/2016/5/9/chartex" xmlns:cx4="http://schemas.microsoft.com/office/drawing/2016/5/10/chartex" xmlns:cx5="http://schemas.microsoft.com/office/drawing/2016/5/11/chartex" xmlns:cx6="http://schemas.microsoft.com/office/drawing/2016/5/12/chartex" xmlns:cx7="http://schemas.microsoft.com/office/drawing/2016/5/13/chartex" xmlns:cx8="http://schemas.microsoft.com/office/drawing/2016/5/14/chartex" xmlns:mc="http://schemas.openxmlformats.org/markup-compatibility/2006" xmlns:aink="http://schemas.microsoft.com/office/drawing/2016/ink" xmlns:am3d="http://schemas.microsoft.com/office/drawing/2017/model3d" xmlns:o="urn:schemas-microsoft-com:office:office" xmlns:oel="http://schemas.microsoft.com/office/2019/extlst" xmlns:r="http://schemas.openxmlformats.org/officeDocument/2006/relationships" xmlns:m="http://schemas.openxmlformats.org/officeDocument/2006/math" xmlns:v="urn:schemas-microsoft-com:vml" xmlns:wp14="http://schemas.microsoft.com/office/word/2010/wordprocessingDrawing" xmlns:wp="http://schemas.openxmlformats.org/drawingml/2006/wordprocessingDrawing" xmlns:w10="urn:schemas-microsoft-com:office:word" xmlns:w="http://schemas.openxmlformats.org/wordprocessingml/2006/main" xmlns:w14="http://schemas.microsoft.com/office/word/2010/wordml" xmlns:w15="http://schemas.microsoft.com/office/word/2012/wordml" xmlns:w16cex="http://schemas.microsoft.com/office/word/2018/wordml/cex" xmlns:w16cid="http://schemas.microsoft.com/office/word/2016/wordml/cid" xmlns:w16="http://schemas.microsoft.com/office/word/2018/wordml" xmlns:w16du="http://schemas.microsoft.com/office/word/2023/wordml/word16du" xmlns:w16sdtdh="http://schemas.microsoft.com/office/word/2020/wordml/sdtdatahash" xmlns:w16sdtfl="http://schemas.microsoft.com/office/word/2024/wordml/sdtformatlock" xmlns:w16se="http://schemas.microsoft.com/office/word/2015/wordml/symex" xmlns:wpg="http://schemas.microsoft.com/office/word/2010/wordprocessingGroup" xmlns:wpi="http://schemas.microsoft.com/office/word/2010/wordprocessingInk" xmlns:wne="http://schemas.microsoft.com/office/word/2006/wordml" xmlns:wps="http://schemas.microsoft.com/office/word/2010/wordprocessingShape" mc:Ignorable="w14 w15 w16se w16cid w16 w16cex w16sdtdh w16sdtfl w16du wp14">
   <w:p>
     <w:pPr>
       <w:pStyle w:val="Header"/>
@@ -923,7 +1372,7 @@
 </file>
 
 <file path=word/header3.xml><?xml version="1.0" encoding="utf-8"?>
-<w:hdr xmlns:wpc="http://schemas.microsoft.com/office/word/2010/wordprocessingCanvas" xmlns:cx="http://schemas.microsoft.com/office/drawing/2014/chartex" xmlns:cx1="http://schemas.microsoft.com/office/drawing/2015/9/8/chartex" xmlns:cx2="http://schemas.microsoft.com/office/drawing/2015/10/21/chartex" xmlns:cx3="http://schemas.microsoft.com/office/drawing/2016/5/9/chartex" xmlns:cx4="http://schemas.microsoft.com/office/drawing/2016/5/10/chartex" xmlns:cx5="http://schemas.microsoft.com/office/drawing/2016/5/11/chartex" xmlns:cx6="http://schemas.microsoft.com/office/drawing/2016/5/12/chartex" xmlns:cx7="http://schemas.microsoft.com/office/drawing/2016/5/13/chartex" xmlns:cx8="http://schemas.microsoft.com/office/drawing/2016/5/14/chartex" xmlns:mc="http://schemas.openxmlformats.org/markup-compatibility/2006" xmlns:aink="http://schemas.microsoft.com/office/drawing/2016/ink" xmlns:am3d="http://schemas.microsoft.com/office/drawing/2017/model3d" xmlns:o="urn:schemas-microsoft-com:office:office" xmlns:oel="http://schemas.microsoft.com/office/2019/extlst" xmlns:r="http://schemas.openxmlformats.org/officeDocument/2006/relationships" xmlns:m="http://schemas.openxmlformats.org/officeDocument/2006/math" xmlns:v="urn:schemas-microsoft-com:vml" xmlns:wp14="http://schemas.microsoft.com/office/word/2010/wordprocessingDrawing" xmlns:wp="http://schemas.openxmlformats.org/drawingml/2006/wordprocessingDrawing" xmlns:w10="urn:schemas-microsoft-com:office:word" xmlns:w="http://schemas.openxmlformats.org/wordprocessingml/2006/main" xmlns:w14="http://schemas.microsoft.com/office/word/2010/wordml" xmlns:w15="http://schemas.microsoft.com/office/word/2012/wordml" xmlns:w16cex="http://schemas.microsoft.com/office/word/2018/wordml/cex" xmlns:w16cid="http://schemas.microsoft.com/office/word/2016/wordml/cid" xmlns:w16="http://schemas.microsoft.com/office/word/2018/wordml" xmlns:w16sdtdh="http://schemas.microsoft.com/office/word/2020/wordml/sdtdatahash" xmlns:w16se="http://schemas.microsoft.com/office/word/2015/wordml/symex" xmlns:wpg="http://schemas.microsoft.com/office/word/2010/wordprocessingGroup" xmlns:wpi="http://schemas.microsoft.com/office/word/2010/wordprocessingInk" xmlns:wne="http://schemas.microsoft.com/office/word/2006/wordml" xmlns:wps="http://schemas.microsoft.com/office/word/2010/wordprocessingShape" mc:Ignorable="w14 w15 w16se w16cid w16 w16cex w16sdtdh wp14">
+<w:hdr xmlns:wpc="http://schemas.microsoft.com/office/word/2010/wordprocessingCanvas" xmlns:cx="http://schemas.microsoft.com/office/drawing/2014/chartex" xmlns:cx1="http://schemas.microsoft.com/office/drawing/2015/9/8/chartex" xmlns:cx2="http://schemas.microsoft.com/office/drawing/2015/10/21/chartex" xmlns:cx3="http://schemas.microsoft.com/office/drawing/2016/5/9/chartex" xmlns:cx4="http://schemas.microsoft.com/office/drawing/2016/5/10/chartex" xmlns:cx5="http://schemas.microsoft.com/office/drawing/2016/5/11/chartex" xmlns:cx6="http://schemas.microsoft.com/office/drawing/2016/5/12/chartex" xmlns:cx7="http://schemas.microsoft.com/office/drawing/2016/5/13/chartex" xmlns:cx8="http://schemas.microsoft.com/office/drawing/2016/5/14/chartex" xmlns:mc="http://schemas.openxmlformats.org/markup-compatibility/2006" xmlns:aink="http://schemas.microsoft.com/office/drawing/2016/ink" xmlns:am3d="http://schemas.microsoft.com/office/drawing/2017/model3d" xmlns:o="urn:schemas-microsoft-com:office:office" xmlns:oel="http://schemas.microsoft.com/office/2019/extlst" xmlns:r="http://schemas.openxmlformats.org/officeDocument/2006/relationships" xmlns:m="http://schemas.openxmlformats.org/officeDocument/2006/math" xmlns:v="urn:schemas-microsoft-com:vml" xmlns:wp14="http://schemas.microsoft.com/office/word/2010/wordprocessingDrawing" xmlns:wp="http://schemas.openxmlformats.org/drawingml/2006/wordprocessingDrawing" xmlns:w10="urn:schemas-microsoft-com:office:word" xmlns:w="http://schemas.openxmlformats.org/wordprocessingml/2006/main" xmlns:w14="http://schemas.microsoft.com/office/word/2010/wordml" xmlns:w15="http://schemas.microsoft.com/office/word/2012/wordml" xmlns:w16cex="http://schemas.microsoft.com/office/word/2018/wordml/cex" xmlns:w16cid="http://schemas.microsoft.com/office/word/2016/wordml/cid" xmlns:w16="http://schemas.microsoft.com/office/word/2018/wordml" xmlns:w16du="http://schemas.microsoft.com/office/word/2023/wordml/word16du" xmlns:w16sdtdh="http://schemas.microsoft.com/office/word/2020/wordml/sdtdatahash" xmlns:w16sdtfl="http://schemas.microsoft.com/office/word/2024/wordml/sdtformatlock" xmlns:w16se="http://schemas.microsoft.com/office/word/2015/wordml/symex" xmlns:wpg="http://schemas.microsoft.com/office/word/2010/wordprocessingGroup" xmlns:wpi="http://schemas.microsoft.com/office/word/2010/wordprocessingInk" xmlns:wne="http://schemas.microsoft.com/office/word/2006/wordml" xmlns:wps="http://schemas.microsoft.com/office/word/2010/wordprocessingShape" mc:Ignorable="w14 w15 w16se w16cid w16 w16cex w16sdtdh w16sdtfl w16du wp14">
   <w:p>
     <w:pPr>
       <w:pStyle w:val="Header"/>
@@ -932,7 +1381,7 @@
     <w:r>
       <w:tab/>
       <w:tab/>
-      <w:t>2026-06-17</w:t>
+      <w:t>2026-06-18</w:t>
       <w:br/>
       <w:br/>
     </w:r>
@@ -949,7 +1398,7 @@
 </file>
 
 <file path=word/numbering.xml><?xml version="1.0" encoding="utf-8"?>
-<w:numbering xmlns:wpc="http://schemas.microsoft.com/office/word/2010/wordprocessingCanvas" xmlns:cx="http://schemas.microsoft.com/office/drawing/2014/chartex" xmlns:cx1="http://schemas.microsoft.com/office/drawing/2015/9/8/chartex" xmlns:cx2="http://schemas.microsoft.com/office/drawing/2015/10/21/chartex" xmlns:cx3="http://schemas.microsoft.com/office/drawing/2016/5/9/chartex" xmlns:cx4="http://schemas.microsoft.com/office/drawing/2016/5/10/chartex" xmlns:cx5="http://schemas.microsoft.com/office/drawing/2016/5/11/chartex" xmlns:cx6="http://schemas.microsoft.com/office/drawing/2016/5/12/chartex" xmlns:cx7="http://schemas.microsoft.com/office/drawing/2016/5/13/chartex" xmlns:cx8="http://schemas.microsoft.com/office/drawing/2016/5/14/chartex" xmlns:mc="http://schemas.openxmlformats.org/markup-compatibility/2006" xmlns:aink="http://schemas.microsoft.com/office/drawing/2016/ink" xmlns:am3d="http://schemas.microsoft.com/office/drawing/2017/model3d" xmlns:o="urn:schemas-microsoft-com:office:office" xmlns:oel="http://schemas.microsoft.com/office/2019/extlst" xmlns:r="http://schemas.openxmlformats.org/officeDocument/2006/relationships" xmlns:m="http://schemas.openxmlformats.org/officeDocument/2006/math" xmlns:v="urn:schemas-microsoft-com:vml" xmlns:wp14="http://schemas.microsoft.com/office/word/2010/wordprocessingDrawing" xmlns:wp="http://schemas.openxmlformats.org/drawingml/2006/wordprocessingDrawing" xmlns:w10="urn:schemas-microsoft-com:office:word" xmlns:w="http://schemas.openxmlformats.org/wordprocessingml/2006/main" xmlns:w14="http://schemas.microsoft.com/office/word/2010/wordml" xmlns:w15="http://schemas.microsoft.com/office/word/2012/wordml" xmlns:w16cex="http://schemas.microsoft.com/office/word/2018/wordml/cex" xmlns:w16cid="http://schemas.microsoft.com/office/word/2016/wordml/cid" xmlns:w16="http://schemas.microsoft.com/office/word/2018/wordml" xmlns:w16sdtdh="http://schemas.microsoft.com/office/word/2020/wordml/sdtdatahash" xmlns:w16se="http://schemas.microsoft.com/office/word/2015/wordml/symex" xmlns:wpg="http://schemas.microsoft.com/office/word/2010/wordprocessingGroup" xmlns:wpi="http://schemas.microsoft.com/office/word/2010/wordprocessingInk" xmlns:wne="http://schemas.microsoft.com/office/word/2006/wordml" xmlns:wps="http://schemas.microsoft.com/office/word/2010/wordprocessingShape" mc:Ignorable="w14 w15 w16se w16cid w16 w16cex w16sdtdh wp14">
+<w:numbering xmlns:wpc="http://schemas.microsoft.com/office/word/2010/wordprocessingCanvas" xmlns:cx="http://schemas.microsoft.com/office/drawing/2014/chartex" xmlns:cx1="http://schemas.microsoft.com/office/drawing/2015/9/8/chartex" xmlns:cx2="http://schemas.microsoft.com/office/drawing/2015/10/21/chartex" xmlns:cx3="http://schemas.microsoft.com/office/drawing/2016/5/9/chartex" xmlns:cx4="http://schemas.microsoft.com/office/drawing/2016/5/10/chartex" xmlns:cx5="http://schemas.microsoft.com/office/drawing/2016/5/11/chartex" xmlns:cx6="http://schemas.microsoft.com/office/drawing/2016/5/12/chartex" xmlns:cx7="http://schemas.microsoft.com/office/drawing/2016/5/13/chartex" xmlns:cx8="http://schemas.microsoft.com/office/drawing/2016/5/14/chartex" xmlns:mc="http://schemas.openxmlformats.org/markup-compatibility/2006" xmlns:aink="http://schemas.microsoft.com/office/drawing/2016/ink" xmlns:am3d="http://schemas.microsoft.com/office/drawing/2017/model3d" xmlns:o="urn:schemas-microsoft-com:office:office" xmlns:oel="http://schemas.microsoft.com/office/2019/extlst" xmlns:r="http://schemas.openxmlformats.org/officeDocument/2006/relationships" xmlns:m="http://schemas.openxmlformats.org/officeDocument/2006/math" xmlns:v="urn:schemas-microsoft-com:vml" xmlns:wp14="http://schemas.microsoft.com/office/word/2010/wordprocessingDrawing" xmlns:wp="http://schemas.openxmlformats.org/drawingml/2006/wordprocessingDrawing" xmlns:w10="urn:schemas-microsoft-com:office:word" xmlns:w="http://schemas.openxmlformats.org/wordprocessingml/2006/main" xmlns:w14="http://schemas.microsoft.com/office/word/2010/wordml" xmlns:w15="http://schemas.microsoft.com/office/word/2012/wordml" xmlns:w16cex="http://schemas.microsoft.com/office/word/2018/wordml/cex" xmlns:w16cid="http://schemas.microsoft.com/office/word/2016/wordml/cid" xmlns:w16="http://schemas.microsoft.com/office/word/2018/wordml" xmlns:w16du="http://schemas.microsoft.com/office/word/2023/wordml/word16du" xmlns:w16sdtdh="http://schemas.microsoft.com/office/word/2020/wordml/sdtdatahash" xmlns:w16sdtfl="http://schemas.microsoft.com/office/word/2024/wordml/sdtformatlock" xmlns:w16se="http://schemas.microsoft.com/office/word/2015/wordml/symex" xmlns:wpg="http://schemas.microsoft.com/office/word/2010/wordprocessingGroup" xmlns:wpi="http://schemas.microsoft.com/office/word/2010/wordprocessingInk" xmlns:wne="http://schemas.microsoft.com/office/word/2006/wordml" xmlns:wps="http://schemas.microsoft.com/office/word/2010/wordprocessingShape" mc:Ignorable="w14 w15 w16se w16cid w16 w16cex w16sdtdh w16sdtfl w16du wp14">
   <w:abstractNum w:abstractNumId="0" w15:restartNumberingAfterBreak="0">
     <w:nsid w:val="FFFFFF7C"/>
     <w:multiLevelType w:val="singleLevel"/>
@@ -1152,7 +1601,7 @@
 </file>
 
 <file path=word/styles.xml><?xml version="1.0" encoding="utf-8"?>
-<w:styles xmlns:mc="http://schemas.openxmlformats.org/markup-compatibility/2006" xmlns:r="http://schemas.openxmlformats.org/officeDocument/2006/relationships" xmlns:w="http://schemas.openxmlformats.org/wordprocessingml/2006/main" xmlns:w14="http://schemas.microsoft.com/office/word/2010/wordml" xmlns:w15="http://schemas.microsoft.com/office/word/2012/wordml" xmlns:w16cex="http://schemas.microsoft.com/office/word/2018/wordml/cex" xmlns:w16cid="http://schemas.microsoft.com/office/word/2016/wordml/cid" xmlns:w16="http://schemas.microsoft.com/office/word/2018/wordml" xmlns:w16sdtdh="http://schemas.microsoft.com/office/word/2020/wordml/sdtdatahash" xmlns:w16se="http://schemas.microsoft.com/office/word/2015/wordml/symex" mc:Ignorable="w14 w15 w16se w16cid w16 w16cex w16sdtdh">
+<w:styles xmlns:mc="http://schemas.openxmlformats.org/markup-compatibility/2006" xmlns:r="http://schemas.openxmlformats.org/officeDocument/2006/relationships" xmlns:w="http://schemas.openxmlformats.org/wordprocessingml/2006/main" xmlns:w14="http://schemas.microsoft.com/office/word/2010/wordml" xmlns:w15="http://schemas.microsoft.com/office/word/2012/wordml" xmlns:w16cex="http://schemas.microsoft.com/office/word/2018/wordml/cex" xmlns:w16cid="http://schemas.microsoft.com/office/word/2016/wordml/cid" xmlns:w16="http://schemas.microsoft.com/office/word/2018/wordml" xmlns:w16du="http://schemas.microsoft.com/office/word/2023/wordml/word16du" xmlns:w16sdtdh="http://schemas.microsoft.com/office/word/2020/wordml/sdtdatahash" xmlns:w16sdtfl="http://schemas.microsoft.com/office/word/2024/wordml/sdtformatlock" xmlns:w16se="http://schemas.microsoft.com/office/word/2015/wordml/symex" mc:Ignorable="w14 w15 w16se w16cid w16 w16cex w16sdtdh w16sdtfl w16du">
   <w:docDefaults>
     <w:rPrDefault>
       <w:rPr>
@@ -1910,7 +2359,7 @@
     <w:link w:val="TitleChar"/>
     <w:uiPriority w:val="10"/>
     <w:qFormat/>
-    <w:rsid w:val="007106C8"/>
+    <w:rsid w:val="00E854FA"/>
     <w:pPr>
       <w:spacing w:after="300" w:line="240" w:lineRule="auto"/>
       <w:contextualSpacing/>
@@ -1920,7 +2369,7 @@
       <w:rFonts w:eastAsiaTheme="majorEastAsia" w:cstheme="majorBidi"/>
       <w:spacing w:val="5"/>
       <w:kern w:val="28"/>
-      <w:sz w:val="52"/>
+      <w:sz w:val="40"/>
       <w:szCs w:val="52"/>
       <w:lang w:val="sv-SE" w:eastAsia="en-US" w:bidi="ar-SA"/>
     </w:rPr>
@@ -1930,12 +2379,12 @@
     <w:basedOn w:val="DefaultParagraphFont"/>
     <w:link w:val="Title"/>
     <w:uiPriority w:val="10"/>
-    <w:rsid w:val="007106C8"/>
+    <w:rsid w:val="00E854FA"/>
     <w:rPr>
       <w:rFonts w:ascii="Times New Roman" w:eastAsiaTheme="majorEastAsia" w:hAnsi="Times New Roman" w:cstheme="majorBidi"/>
       <w:spacing w:val="5"/>
       <w:kern w:val="28"/>
-      <w:sz w:val="52"/>
+      <w:sz w:val="40"/>
       <w:szCs w:val="52"/>
       <w:lang w:val="sv-SE" w:eastAsia="en-US" w:bidi="ar-SA"/>
     </w:rPr>

--- a/klagomål/A 53468-2023 FSC-klagomål.docx
+++ b/klagomål/A 53468-2023 FSC-klagomål.docx
@@ -1381,7 +1381,7 @@
     <w:r>
       <w:tab/>
       <w:tab/>
-      <w:t>2026-06-18</w:t>
+      <w:t>2026-06-19</w:t>
       <w:br/>
       <w:br/>
     </w:r>

--- a/klagomål/A 53468-2023 FSC-klagomål.docx
+++ b/klagomål/A 53468-2023 FSC-klagomål.docx
@@ -1381,7 +1381,7 @@
     <w:r>
       <w:tab/>
       <w:tab/>
-      <w:t>2026-06-19</w:t>
+      <w:t>2026-06-20</w:t>
       <w:br/>
       <w:br/>
     </w:r>

--- a/klagomål/A 53468-2023 FSC-klagomål.docx
+++ b/klagomål/A 53468-2023 FSC-klagomål.docx
@@ -168,38 +168,7 @@
     </w:p>
     <w:p>
       <w:r>
-        <w:t>Detta dokument behandlar höga naturvärden i avverkningsanmälan A 53468-2023 i Rättviks kommun som inkom 2023-10-31 och omfattar 4,8 ha.</w:t>
-      </w:r>
-    </w:p>
-    <w:p>
-      <w:r>
-        <w:t>Nedan presenteras fynd av naturvårdsarter och fridlysta arter som gjorts i det avverkningsanmälda området, samt relevanta utdrag ur standarderna för FSC, Chain of Custody, Controlled Wood och PEFC. I BILAGA 1 finns artfakta om fridlysta och rödlistade arter.</w:t>
-      </w:r>
-    </w:p>
-    <w:p>
-      <w:r>
-        <w:t>Vi förväntar oss att ni återkommer med ett skriftligt svar på vårt klagomål och även beskriver vilka korrigerande åtgärder ni satt in för att rätta till identifierade brister i er efterlevnad av den svenska FSC standarden.</w:t>
-      </w:r>
-    </w:p>
-    <w:p>
-      <w:pPr>
-        <w:pStyle w:val="Heading1"/>
-      </w:pPr>
-      <w:r>
-        <w:t>Naturvårdsarter</w:t>
-      </w:r>
-    </w:p>
-    <w:p>
-      <w:r>
-        <w:t>Inom 15 meter från avverkningsanmälan har följande 3 naturvårdsarter hittats: flodpärlmussla (EN), knärot (VU, T, §8) och mindre märgborre (S, T). Av dessa är 2 rödlistade. För rödlistade arter har rödlistekategorin angivits inom parentes. Arter som är signalarter enligt Skogsstyrelsen har markerats med (S). Typiska arter inom Natura 2000 som är kopplade till skogsekosystem har markerats med (T). För fridlysta arter anges även paragrafen i Artskyddsförordningen som arten är fridlyst enligt.</w:t>
-      </w:r>
-    </w:p>
-    <w:p>
-      <w:r>
-        <w:t>De påträffade naturvårdsarterna är ett tydligt kvitto på att det rör sig om en skog med höga naturvärden.</w:t>
-      </w:r>
-      <w:r>
-        <w:t xml:space="preserve"> I Figur 1 visas fyndplatser för naturvårdsarter i området, som finns registrerade på Artportalen.</w:t>
+        <w:t>Detta klagomål behandlar höga naturvärden i avverkningsanmälan A 53468-2023 i Rättviks kommun som inkom 2023-10-31 och omfattar 4,8 ha.</w:t>
       </w:r>
     </w:p>
     <w:p>
@@ -247,20 +216,61 @@
         <w:spacing w:after="240"/>
       </w:pPr>
       <w:r>
-        <w:t>Figur 1. Fyndplatser för naturvårdsarter inom 15 meter från avverkningsanmälan (röd linje). Markörer utan svart kant är placerade på fyndplatsen. Markörer med svart kant är placerade vid sidan av fyndplatsen och har ett svart streck som visar fyndplatsens exakta position. Kartans mittpunktskoordinat är N 6754433, E 509039 i SWEREF 99 TM.</w:t>
+        <w:t>Figur 1. Fyndplatser för naturvårdsarter inom 15 meter från avverkningsanmälan. Markörer utan svart kant är placerade på fyndplatsen. Markörer med svart kant är placerade vid sidan av fyndplatsen har ett svart streck som visar fyndplatsens exakta position. Kartans mittpunktskoordinat är N 6754433, E 509039 i SWEREF 99 TM.</w:t>
+      </w:r>
+    </w:p>
+    <w:p>
+      <w:r>
+        <w:t>Inom 15 meter från avverkningsanmälan finns fynd av 3 naturvårdsarter, varav 2 är rödlistade, 1 är fridlyst, 2 är typiska (T) och 1 är signalart (S): flodpärlmussla (EN), knärot (VU, T, §8) och mindre märgborre (S, T). Se Figur 1.</w:t>
+      </w:r>
+    </w:p>
+    <w:p>
+      <w:r>
+        <w:t>Nedan presenteras relevanta utdrag ur standarderna för FSC, Chain of Custody, Controlled Wood och PEFC.</w:t>
+      </w:r>
+    </w:p>
+    <w:p>
+      <w:r>
+        <w:t>Vi förväntar oss att ni återkommer med ett skriftligt svar på vårt klagomål och även beskriver vilka korrigerande åtgärder ni satt in för att rätta till identifierade brister i er efterlevnad av den svenska FSC standarden.</w:t>
       </w:r>
     </w:p>
     <w:p>
       <w:pPr>
-        <w:pStyle w:val="Heading2"/>
+        <w:pStyle w:val="Heading1"/>
       </w:pPr>
       <w:r>
-        <w:t>Fridlysta arter</w:t>
+        <w:t>Naturvårdsarter och fridlysta arter</w:t>
       </w:r>
     </w:p>
     <w:p>
       <w:r>
-        <w:t>Följande fridlysta arter har sina livsmiljöer och växtplatser i den avverkningsanmälda skogen: knärot (VU, T, §8).</w:t>
+        <w:t>Nedan följer beskrivningar av de naturvårdsarter och fridlysta arter som har sina livsmiljöer och växtplatser i den avverkningsanmälda skogen. Se även ytterligare artfakta i BILAGA 1. De påträffade naturvårdsarterna är ett tydligt kvitto på att det rör sig om en skog med höga naturvärden.</w:t>
+      </w:r>
+    </w:p>
+    <w:p>
+      <w:r>
+        <w:rPr>
+          <w:b/>
+        </w:rPr>
+        <w:t>Flodpärlmussla (EN, §4a)</w:t>
+      </w:r>
+      <w:r>
+        <w:t xml:space="preserve"> är rödlistad som starkt hotad och fridlyst enligt § 4a artskyddsförordningen. Den är även globalt rödlistad och i Europa som akut hotad (CR) vilket innebär att Sverige har ett internationellt ansvar för arten. Flodpärlmussla omfattas av åtgärdsprogram för hotade arter samt av bilaga 2 och 5 EU:s art- och habitatdirektiv där dess bevarandestatus är bedömd som dålig med fortsatt negativ trend.</w:t>
+      </w:r>
+    </w:p>
+    <w:p>
+      <w:r>
+        <w:t>Arten har under de senaste 3 generationerna (=100 år), minskat med mer än 50 (49-65) % i hela landet och den är helt försvunnen från ca 1/3 av de vattendrag den fanns i under början av 1900-talet. Minskningstakten överstiger gränsvärdet för Starkt hotad (EN) enligt A-kriteriet. (A2bce) (SLU Artdatabanken, 2024; IUCN, 2024).</w:t>
+      </w:r>
+    </w:p>
+    <w:p>
+      <w:r>
+        <w:t>Skogsbruk intill och i närheten av vattendrag med förekomst av flodpärlmussla utgör ett direkt hot mot arten. Avverkning, markberedning och dikning leder till att vattenkvaliteten försämras, bottnar slammar igen, urlakning av kvicksilver samt att hydrologin förändras. De små musslorna ligger nedgrävda i substratet i upp till 8 år och är därför mycket känsliga mot alla åtgärder som leder till grumling och den påföljande igenslamningen. Vegetationsbeklädda kantzoner längs med vattendragen fungerar som erosionsskydd och filter samt är en viktig källa för skydd och föda i mindre vattendrag. Avverkning av trädridåer kan även leda till ändrade in- och utstrålningsförhållanden vilket i sin tur leder till ändrade temperaturförhållanden. Detta ger en direkt negativ inverkan på såväl värdfiskbestånden som på musslorna. Lokaler med flodpärlmussla skadas ofta vid vägbyggnation och körning med maskiner i vattendrag (SLU Artdatabanken, 2024).</w:t>
+      </w:r>
+    </w:p>
+    <w:p>
+      <w:r>
+        <w:t>Studier utförda i Finland visar att intill små vattendrag räcker det inte med en 30 meter bred skyddszon för att skydda dess mikroklimat (Lind, L. et al; SLU FaktaSkog nr 5, 2020). Vid tillämpning av försiktighetsprincipen enligt 2 kap. 3 § miljöbalken bör sålunda minst 50 meters buffertzon lämnas intill mindre vattendrag och finns det flodpärlmussla (EN, §4a) i ett vattendrag bör skyddszonerna följaktligen vara ännu större.</w:t>
       </w:r>
     </w:p>
     <w:p>
@@ -365,45 +375,6 @@
     </w:p>
     <w:p>
       <w:r>
-        <w:t>I BILAGA 1 finns mer detaljerad information om ekologi samt krav på livsmiljö hos fridlysta arter.</w:t>
-      </w:r>
-    </w:p>
-    <w:p>
-      <w:pPr>
-        <w:pStyle w:val="Heading2"/>
-      </w:pPr>
-      <w:r>
-        <w:t>Övriga naturvårdsarter</w:t>
-      </w:r>
-    </w:p>
-    <w:p>
-      <w:r>
-        <w:rPr>
-          <w:b/>
-        </w:rPr>
-        <w:t>Flodpärlmussla (EN, §4a)</w:t>
-      </w:r>
-      <w:r>
-        <w:t xml:space="preserve"> är rödlistad som starkt hotad och fridlyst enligt § 4a artskyddsförordningen. Den är även globalt rödlistad och i Europa som akut hotad (CR) vilket innebär att Sverige har ett internationellt ansvar för arten. Flodpärlmussla omfattas av åtgärdsprogram för hotade arter samt av bilaga 2 och 5 EU:s art- och habitatdirektiv där dess bevarandestatus är bedömd som dålig med fortsatt negativ trend.</w:t>
-      </w:r>
-    </w:p>
-    <w:p>
-      <w:r>
-        <w:t>Arten har under de senaste 3 generationerna (=100 år), minskat med mer än 50 (49-65) % i hela landet och den är helt försvunnen från ca 1/3 av de vattendrag den fanns i under början av 1900-talet. Minskningstakten överstiger gränsvärdet för Starkt hotad (EN) enligt A-kriteriet. (A2bce) (SLU Artdatabanken, 2024; IUCN, 2024).</w:t>
-      </w:r>
-    </w:p>
-    <w:p>
-      <w:r>
-        <w:t>Skogsbruk intill och i närheten av vattendrag med förekomst av flodpärlmussla utgör ett direkt hot mot arten. Avverkning, markberedning och dikning leder till att vattenkvaliteten försämras, bottnar slammar igen, urlakning av kvicksilver samt att hydrologin förändras. De små musslorna ligger nedgrävda i substratet i upp till 8 år och är därför mycket känsliga mot alla åtgärder som leder till grumling och den påföljande igenslamningen. Vegetationsbeklädda kantzoner längs med vattendragen fungerar som erosionsskydd och filter samt är en viktig källa för skydd och föda i mindre vattendrag. Avverkning av trädridåer kan även leda till ändrade in- och utstrålningsförhållanden vilket i sin tur leder till ändrade temperaturförhållanden. Detta ger en direkt negativ inverkan på såväl värdfiskbestånden som på musslorna. Lokaler med flodpärlmussla skadas ofta vid vägbyggnation och körning med maskiner i vattendrag (SLU Artdatabanken, 2024).</w:t>
-      </w:r>
-    </w:p>
-    <w:p>
-      <w:r>
-        <w:t>Studier utförda i Finland visar att intill små vattendrag räcker det inte med en 30 meter bred skyddszon för att skydda dess mikroklimat (Lind, L. et al; SLU FaktaSkog nr 5, 2020). Vid tillämpning av försiktighetsprincipen enligt 2 kap. 3 § miljöbalken bör sålunda minst 50 meters buffertzon lämnas intill mindre vattendrag och finns det flodpärlmussla (EN, §4a) i ett vattendrag bör skyddszonerna följaktligen vara ännu större.</w:t>
-      </w:r>
-    </w:p>
-    <w:p>
-      <w:r>
         <w:rPr>
           <w:b/>
         </w:rPr>
@@ -1381,7 +1352,7 @@
     <w:r>
       <w:tab/>
       <w:tab/>
-      <w:t>2026-06-20</w:t>
+      <w:t>2026-06-21</w:t>
       <w:br/>
       <w:br/>
     </w:r>

--- a/klagomål/A 53468-2023 FSC-klagomål.docx
+++ b/klagomål/A 53468-2023 FSC-klagomål.docx
@@ -1352,7 +1352,7 @@
     <w:r>
       <w:tab/>
       <w:tab/>
-      <w:t>2026-06-21</w:t>
+      <w:t>2026-06-22</w:t>
       <w:br/>
       <w:br/>
     </w:r>

--- a/klagomål/A 53468-2023 FSC-klagomål.docx
+++ b/klagomål/A 53468-2023 FSC-klagomål.docx
@@ -1352,7 +1352,7 @@
     <w:r>
       <w:tab/>
       <w:tab/>
-      <w:t>2026-06-22</w:t>
+      <w:t>2026-06-23</w:t>
       <w:br/>
       <w:br/>
     </w:r>

--- a/klagomål/A 53468-2023 FSC-klagomål.docx
+++ b/klagomål/A 53468-2023 FSC-klagomål.docx
@@ -1352,7 +1352,7 @@
     <w:r>
       <w:tab/>
       <w:tab/>
-      <w:t>2026-06-23</w:t>
+      <w:t>2026-06-24</w:t>
       <w:br/>
       <w:br/>
     </w:r>

--- a/klagomål/A 53468-2023 FSC-klagomål.docx
+++ b/klagomål/A 53468-2023 FSC-klagomål.docx
@@ -1352,7 +1352,7 @@
     <w:r>
       <w:tab/>
       <w:tab/>
-      <w:t>2026-06-24</w:t>
+      <w:t>2026-06-25</w:t>
       <w:br/>
       <w:br/>
     </w:r>

--- a/klagomål/A 53468-2023 FSC-klagomål.docx
+++ b/klagomål/A 53468-2023 FSC-klagomål.docx
@@ -1352,7 +1352,7 @@
     <w:r>
       <w:tab/>
       <w:tab/>
-      <w:t>2026-06-25</w:t>
+      <w:t>2026-06-26</w:t>
       <w:br/>
       <w:br/>
     </w:r>

--- a/klagomål/A 53468-2023 FSC-klagomål.docx
+++ b/klagomål/A 53468-2023 FSC-klagomål.docx
@@ -1352,7 +1352,7 @@
     <w:r>
       <w:tab/>
       <w:tab/>
-      <w:t>2026-06-26</w:t>
+      <w:t>2026-06-27</w:t>
       <w:br/>
       <w:br/>
     </w:r>

--- a/klagomål/A 53468-2023 FSC-klagomål.docx
+++ b/klagomål/A 53468-2023 FSC-klagomål.docx
@@ -1352,7 +1352,7 @@
     <w:r>
       <w:tab/>
       <w:tab/>
-      <w:t>2026-07-13</w:t>
+      <w:t>2026-07-14</w:t>
       <w:br/>
       <w:br/>
     </w:r>

--- a/klagomål/A 53468-2023 FSC-klagomål.docx
+++ b/klagomål/A 53468-2023 FSC-klagomål.docx
@@ -1352,7 +1352,7 @@
     <w:r>
       <w:tab/>
       <w:tab/>
-      <w:t>2026-07-14</w:t>
+      <w:t>2026-07-15</w:t>
       <w:br/>
       <w:br/>
     </w:r>

--- a/klagomål/A 53468-2023 FSC-klagomål.docx
+++ b/klagomål/A 53468-2023 FSC-klagomål.docx
@@ -1352,7 +1352,7 @@
     <w:r>
       <w:tab/>
       <w:tab/>
-      <w:t>2026-07-15</w:t>
+      <w:t>2026-07-16</w:t>
       <w:br/>
       <w:br/>
     </w:r>

--- a/klagomål/A 53468-2023 FSC-klagomål.docx
+++ b/klagomål/A 53468-2023 FSC-klagomål.docx
@@ -1352,7 +1352,7 @@
     <w:r>
       <w:tab/>
       <w:tab/>
-      <w:t>2026-07-16</w:t>
+      <w:t>2026-07-17</w:t>
       <w:br/>
       <w:br/>
     </w:r>

--- a/klagomål/A 53468-2023 FSC-klagomål.docx
+++ b/klagomål/A 53468-2023 FSC-klagomål.docx
@@ -1352,7 +1352,7 @@
     <w:r>
       <w:tab/>
       <w:tab/>
-      <w:t>2026-07-17</w:t>
+      <w:t>2026-07-18</w:t>
       <w:br/>
       <w:br/>
     </w:r>

--- a/klagomål/A 53468-2023 FSC-klagomål.docx
+++ b/klagomål/A 53468-2023 FSC-klagomål.docx
@@ -1352,7 +1352,7 @@
     <w:r>
       <w:tab/>
       <w:tab/>
-      <w:t>2026-07-18</w:t>
+      <w:t>2026-07-19</w:t>
       <w:br/>
       <w:br/>
     </w:r>

--- a/klagomål/A 53468-2023 FSC-klagomål.docx
+++ b/klagomål/A 53468-2023 FSC-klagomål.docx
@@ -1352,7 +1352,7 @@
     <w:r>
       <w:tab/>
       <w:tab/>
-      <w:t>2026-07-19</w:t>
+      <w:t>2026-07-20</w:t>
       <w:br/>
       <w:br/>
     </w:r>

--- a/klagomål/A 53468-2023 FSC-klagomål.docx
+++ b/klagomål/A 53468-2023 FSC-klagomål.docx
@@ -1352,7 +1352,7 @@
     <w:r>
       <w:tab/>
       <w:tab/>
-      <w:t>2026-07-20</w:t>
+      <w:t>2026-07-21</w:t>
       <w:br/>
       <w:br/>
     </w:r>

--- a/klagomål/A 53468-2023 FSC-klagomål.docx
+++ b/klagomål/A 53468-2023 FSC-klagomål.docx
@@ -1352,7 +1352,7 @@
     <w:r>
       <w:tab/>
       <w:tab/>
-      <w:t>2026-07-21</w:t>
+      <w:t>2026-07-22</w:t>
       <w:br/>
       <w:br/>
     </w:r>

--- a/klagomål/A 53468-2023 FSC-klagomål.docx
+++ b/klagomål/A 53468-2023 FSC-klagomål.docx
@@ -1352,7 +1352,7 @@
     <w:r>
       <w:tab/>
       <w:tab/>
-      <w:t>2026-07-22</w:t>
+      <w:t>2026-07-23</w:t>
       <w:br/>
       <w:br/>
     </w:r>

--- a/klagomål/A 53468-2023 FSC-klagomål.docx
+++ b/klagomål/A 53468-2023 FSC-klagomål.docx
@@ -1352,7 +1352,7 @@
     <w:r>
       <w:tab/>
       <w:tab/>
-      <w:t>2026-07-23</w:t>
+      <w:t>2026-07-24</w:t>
       <w:br/>
       <w:br/>
     </w:r>

--- a/klagomål/A 53468-2023 FSC-klagomål.docx
+++ b/klagomål/A 53468-2023 FSC-klagomål.docx
@@ -1352,7 +1352,7 @@
     <w:r>
       <w:tab/>
       <w:tab/>
-      <w:t>2026-07-24</w:t>
+      <w:t>2026-07-25</w:t>
       <w:br/>
       <w:br/>
     </w:r>

--- a/klagomål/A 53468-2023 FSC-klagomål.docx
+++ b/klagomål/A 53468-2023 FSC-klagomål.docx
@@ -1352,7 +1352,7 @@
     <w:r>
       <w:tab/>
       <w:tab/>
-      <w:t>2026-07-25</w:t>
+      <w:t>2026-07-26</w:t>
       <w:br/>
       <w:br/>
     </w:r>

--- a/klagomål/A 53468-2023 FSC-klagomål.docx
+++ b/klagomål/A 53468-2023 FSC-klagomål.docx
@@ -1352,7 +1352,7 @@
     <w:r>
       <w:tab/>
       <w:tab/>
-      <w:t>2026-07-26</w:t>
+      <w:t>2026-07-27</w:t>
       <w:br/>
       <w:br/>
     </w:r>

--- a/klagomål/A 53468-2023 FSC-klagomål.docx
+++ b/klagomål/A 53468-2023 FSC-klagomål.docx
@@ -1352,7 +1352,7 @@
     <w:r>
       <w:tab/>
       <w:tab/>
-      <w:t>2026-07-27</w:t>
+      <w:t>2026-07-28</w:t>
       <w:br/>
       <w:br/>
     </w:r>

--- a/klagomål/A 53468-2023 FSC-klagomål.docx
+++ b/klagomål/A 53468-2023 FSC-klagomål.docx
@@ -1352,7 +1352,7 @@
     <w:r>
       <w:tab/>
       <w:tab/>
-      <w:t>2026-07-28</w:t>
+      <w:t>2026-07-29</w:t>
       <w:br/>
       <w:br/>
     </w:r>

--- a/klagomål/A 53468-2023 FSC-klagomål.docx
+++ b/klagomål/A 53468-2023 FSC-klagomål.docx
@@ -1352,7 +1352,7 @@
     <w:r>
       <w:tab/>
       <w:tab/>
-      <w:t>2026-07-29</w:t>
+      <w:t>2026-07-30</w:t>
       <w:br/>
       <w:br/>
     </w:r>

--- a/klagomål/A 53468-2023 FSC-klagomål.docx
+++ b/klagomål/A 53468-2023 FSC-klagomål.docx
@@ -1352,7 +1352,7 @@
     <w:r>
       <w:tab/>
       <w:tab/>
-      <w:t>2026-07-30</w:t>
+      <w:t>2026-07-31</w:t>
       <w:br/>
       <w:br/>
     </w:r>

--- a/klagomål/A 53468-2023 FSC-klagomål.docx
+++ b/klagomål/A 53468-2023 FSC-klagomål.docx
@@ -1352,7 +1352,7 @@
     <w:r>
       <w:tab/>
       <w:tab/>
-      <w:t>2026-07-31</w:t>
+      <w:t>2026-08-01</w:t>
       <w:br/>
       <w:br/>
     </w:r>

--- a/klagomål/A 53468-2023 FSC-klagomål.docx
+++ b/klagomål/A 53468-2023 FSC-klagomål.docx
@@ -1352,7 +1352,7 @@
     <w:r>
       <w:tab/>
       <w:tab/>
-      <w:t>2026-08-01</w:t>
+      <w:t>2026-08-02</w:t>
       <w:br/>
       <w:br/>
     </w:r>

--- a/klagomål/A 53468-2023 FSC-klagomål.docx
+++ b/klagomål/A 53468-2023 FSC-klagomål.docx
@@ -1352,7 +1352,7 @@
     <w:r>
       <w:tab/>
       <w:tab/>
-      <w:t>2026-08-02</w:t>
+      <w:t>2026-08-03</w:t>
       <w:br/>
       <w:br/>
     </w:r>

--- a/klagomål/A 53468-2023 FSC-klagomål.docx
+++ b/klagomål/A 53468-2023 FSC-klagomål.docx
@@ -1352,7 +1352,7 @@
     <w:r>
       <w:tab/>
       <w:tab/>
-      <w:t>2026-08-03</w:t>
+      <w:t>2026-08-05</w:t>
       <w:br/>
       <w:br/>
     </w:r>

--- a/klagomål/A 53468-2023 FSC-klagomål.docx
+++ b/klagomål/A 53468-2023 FSC-klagomål.docx
@@ -1352,7 +1352,7 @@
     <w:r>
       <w:tab/>
       <w:tab/>
-      <w:t>2026-08-05</w:t>
+      <w:t>2026-08-07</w:t>
       <w:br/>
       <w:br/>
     </w:r>

--- a/klagomål/A 53468-2023 FSC-klagomål.docx
+++ b/klagomål/A 53468-2023 FSC-klagomål.docx
@@ -1352,7 +1352,7 @@
     <w:r>
       <w:tab/>
       <w:tab/>
-      <w:t>2026-08-07</w:t>
+      <w:t>2026-08-08</w:t>
       <w:br/>
       <w:br/>
     </w:r>

--- a/klagomål/A 53468-2023 FSC-klagomål.docx
+++ b/klagomål/A 53468-2023 FSC-klagomål.docx
@@ -216,7 +216,7 @@
         <w:spacing w:after="240"/>
       </w:pPr>
       <w:r>
-        <w:t>Figur 1. Fyndplatser för naturvårdsarter inom 15 meter från avverkningsanmälan. Markörer utan svart kant är placerade på fyndplatsen. Markörer med svart kant är placerade vid sidan av fyndplatsen har ett svart streck som visar fyndplatsens exakta position. Kartans mittpunktskoordinat är N 6754433, E 509039 i SWEREF 99 TM.</w:t>
+        <w:t>Figur 1. Fyndplatser för naturvårdsarter inom 15 meter från avverkningsanmälan. Markörer utan svart kant är placerade på fyndplatsen. Markörer med svart kant är placerade vid sidan av fyndplatsen och har ett svart streck som visar fyndplatsens exakta position. Kartans mittpunktskoordinat är N 6754433, E 509039 i SWEREF 99 TM.</w:t>
       </w:r>
     </w:p>
     <w:p>
@@ -1352,7 +1352,7 @@
     <w:r>
       <w:tab/>
       <w:tab/>
-      <w:t>2026-08-14</w:t>
+      <w:t>2026-08-15</w:t>
       <w:br/>
       <w:br/>
     </w:r>

--- a/klagomål/A 53468-2023 FSC-klagomål.docx
+++ b/klagomål/A 53468-2023 FSC-klagomål.docx
@@ -1352,7 +1352,7 @@
     <w:r>
       <w:tab/>
       <w:tab/>
-      <w:t>2026-08-15</w:t>
+      <w:t>2026-08-16</w:t>
       <w:br/>
       <w:br/>
     </w:r>

--- a/klagomål/A 53468-2023 FSC-klagomål.docx
+++ b/klagomål/A 53468-2023 FSC-klagomål.docx
@@ -1352,7 +1352,7 @@
     <w:r>
       <w:tab/>
       <w:tab/>
-      <w:t>2026-08-16</w:t>
+      <w:t>2026-08-17</w:t>
       <w:br/>
       <w:br/>
     </w:r>

--- a/klagomål/A 53468-2023 FSC-klagomål.docx
+++ b/klagomål/A 53468-2023 FSC-klagomål.docx
@@ -1352,7 +1352,7 @@
     <w:r>
       <w:tab/>
       <w:tab/>
-      <w:t>2026-08-17</w:t>
+      <w:t>2026-08-18</w:t>
       <w:br/>
       <w:br/>
     </w:r>

--- a/klagomål/A 53468-2023 FSC-klagomål.docx
+++ b/klagomål/A 53468-2023 FSC-klagomål.docx
@@ -1352,7 +1352,7 @@
     <w:r>
       <w:tab/>
       <w:tab/>
-      <w:t>2026-08-18</w:t>
+      <w:t>2026-08-19</w:t>
       <w:br/>
       <w:br/>
     </w:r>

--- a/klagomål/A 53468-2023 FSC-klagomål.docx
+++ b/klagomål/A 53468-2023 FSC-klagomål.docx
@@ -1352,7 +1352,7 @@
     <w:r>
       <w:tab/>
       <w:tab/>
-      <w:t>2026-08-19</w:t>
+      <w:t>2026-08-20</w:t>
       <w:br/>
       <w:br/>
     </w:r>

--- a/klagomål/A 53468-2023 FSC-klagomål.docx
+++ b/klagomål/A 53468-2023 FSC-klagomål.docx
@@ -1352,7 +1352,7 @@
     <w:r>
       <w:tab/>
       <w:tab/>
-      <w:t>2026-08-20</w:t>
+      <w:t>2026-08-21</w:t>
       <w:br/>
       <w:br/>
     </w:r>

--- a/klagomål/A 53468-2023 FSC-klagomål.docx
+++ b/klagomål/A 53468-2023 FSC-klagomål.docx
@@ -1352,7 +1352,7 @@
     <w:r>
       <w:tab/>
       <w:tab/>
-      <w:t>2026-08-21</w:t>
+      <w:t>2026-08-22</w:t>
       <w:br/>
       <w:br/>
     </w:r>

--- a/klagomål/A 53468-2023 FSC-klagomål.docx
+++ b/klagomål/A 53468-2023 FSC-klagomål.docx
@@ -1352,7 +1352,7 @@
     <w:r>
       <w:tab/>
       <w:tab/>
-      <w:t>2026-08-22</w:t>
+      <w:t>2026-08-23</w:t>
       <w:br/>
       <w:br/>
     </w:r>

--- a/klagomål/A 53468-2023 FSC-klagomål.docx
+++ b/klagomål/A 53468-2023 FSC-klagomål.docx
@@ -1352,7 +1352,7 @@
     <w:r>
       <w:tab/>
       <w:tab/>
-      <w:t>2026-08-23</w:t>
+      <w:t>2026-08-24</w:t>
       <w:br/>
       <w:br/>
     </w:r>

--- a/klagomål/A 53468-2023 FSC-klagomål.docx
+++ b/klagomål/A 53468-2023 FSC-klagomål.docx
@@ -1352,7 +1352,7 @@
     <w:r>
       <w:tab/>
       <w:tab/>
-      <w:t>2026-08-24</w:t>
+      <w:t>2026-08-25</w:t>
       <w:br/>
       <w:br/>
     </w:r>

--- a/klagomål/A 53468-2023 FSC-klagomål.docx
+++ b/klagomål/A 53468-2023 FSC-klagomål.docx
@@ -1352,7 +1352,7 @@
     <w:r>
       <w:tab/>
       <w:tab/>
-      <w:t>2026-08-25</w:t>
+      <w:t>2026-08-26</w:t>
       <w:br/>
       <w:br/>
     </w:r>

--- a/klagomål/A 53468-2023 FSC-klagomål.docx
+++ b/klagomål/A 53468-2023 FSC-klagomål.docx
@@ -1352,7 +1352,7 @@
     <w:r>
       <w:tab/>
       <w:tab/>
-      <w:t>2026-08-26</w:t>
+      <w:t>2026-08-27</w:t>
       <w:br/>
       <w:br/>
     </w:r>

--- a/klagomål/A 53468-2023 FSC-klagomål.docx
+++ b/klagomål/A 53468-2023 FSC-klagomål.docx
@@ -1352,7 +1352,7 @@
     <w:r>
       <w:tab/>
       <w:tab/>
-      <w:t>2026-08-27</w:t>
+      <w:t>2026-08-28</w:t>
       <w:br/>
       <w:br/>
     </w:r>

--- a/klagomål/A 53468-2023 FSC-klagomål.docx
+++ b/klagomål/A 53468-2023 FSC-klagomål.docx
@@ -1352,7 +1352,7 @@
     <w:r>
       <w:tab/>
       <w:tab/>
-      <w:t>2026-08-28</w:t>
+      <w:t>2026-08-29</w:t>
       <w:br/>
       <w:br/>
     </w:r>

--- a/klagomål/A 53468-2023 FSC-klagomål.docx
+++ b/klagomål/A 53468-2023 FSC-klagomål.docx
@@ -1352,7 +1352,7 @@
     <w:r>
       <w:tab/>
       <w:tab/>
-      <w:t>2026-08-29</w:t>
+      <w:t>2026-08-31</w:t>
       <w:br/>
       <w:br/>
     </w:r>

--- a/klagomål/A 53468-2023 FSC-klagomål.docx
+++ b/klagomål/A 53468-2023 FSC-klagomål.docx
@@ -1352,7 +1352,7 @@
     <w:r>
       <w:tab/>
       <w:tab/>
-      <w:t>2026-08-31</w:t>
+      <w:t>2026-09-01</w:t>
       <w:br/>
       <w:br/>
     </w:r>

--- a/klagomål/A 53468-2023 FSC-klagomål.docx
+++ b/klagomål/A 53468-2023 FSC-klagomål.docx
@@ -1352,7 +1352,7 @@
     <w:r>
       <w:tab/>
       <w:tab/>
-      <w:t>2026-09-01</w:t>
+      <w:t>2026-09-02</w:t>
       <w:br/>
       <w:br/>
     </w:r>

--- a/klagomål/A 53468-2023 FSC-klagomål.docx
+++ b/klagomål/A 53468-2023 FSC-klagomål.docx
@@ -1352,7 +1352,7 @@
     <w:r>
       <w:tab/>
       <w:tab/>
-      <w:t>2026-09-02</w:t>
+      <w:t>2026-09-03</w:t>
       <w:br/>
       <w:br/>
     </w:r>

--- a/klagomål/A 53468-2023 FSC-klagomål.docx
+++ b/klagomål/A 53468-2023 FSC-klagomål.docx
@@ -1352,7 +1352,7 @@
     <w:r>
       <w:tab/>
       <w:tab/>
-      <w:t>2026-09-03</w:t>
+      <w:t>2026-09-04</w:t>
       <w:br/>
       <w:br/>
     </w:r>

--- a/klagomål/A 53468-2023 FSC-klagomål.docx
+++ b/klagomål/A 53468-2023 FSC-klagomål.docx
@@ -1352,7 +1352,7 @@
     <w:r>
       <w:tab/>
       <w:tab/>
-      <w:t>2026-09-04</w:t>
+      <w:t>2026-09-05</w:t>
       <w:br/>
       <w:br/>
     </w:r>

--- a/klagomål/A 53468-2023 FSC-klagomål.docx
+++ b/klagomål/A 53468-2023 FSC-klagomål.docx
@@ -1352,7 +1352,7 @@
     <w:r>
       <w:tab/>
       <w:tab/>
-      <w:t>2026-09-05</w:t>
+      <w:t>2026-09-06</w:t>
       <w:br/>
       <w:br/>
     </w:r>

--- a/klagomål/A 53468-2023 FSC-klagomål.docx
+++ b/klagomål/A 53468-2023 FSC-klagomål.docx
@@ -1352,7 +1352,7 @@
     <w:r>
       <w:tab/>
       <w:tab/>
-      <w:t>2026-09-06</w:t>
+      <w:t>2026-09-07</w:t>
       <w:br/>
       <w:br/>
     </w:r>

--- a/klagomål/A 53468-2023 FSC-klagomål.docx
+++ b/klagomål/A 53468-2023 FSC-klagomål.docx
@@ -1352,7 +1352,7 @@
     <w:r>
       <w:tab/>
       <w:tab/>
-      <w:t>2026-09-07</w:t>
+      <w:t>2026-09-08</w:t>
       <w:br/>
       <w:br/>
     </w:r>

--- a/klagomål/A 53468-2023 FSC-klagomål.docx
+++ b/klagomål/A 53468-2023 FSC-klagomål.docx
@@ -1352,7 +1352,7 @@
     <w:r>
       <w:tab/>
       <w:tab/>
-      <w:t>2026-09-08</w:t>
+      <w:t>2026-09-09</w:t>
       <w:br/>
       <w:br/>
     </w:r>

--- a/klagomål/A 53468-2023 FSC-klagomål.docx
+++ b/klagomål/A 53468-2023 FSC-klagomål.docx
@@ -1352,7 +1352,7 @@
     <w:r>
       <w:tab/>
       <w:tab/>
-      <w:t>2026-09-09</w:t>
+      <w:t>2026-09-10</w:t>
       <w:br/>
       <w:br/>
     </w:r>

--- a/klagomål/A 53468-2023 FSC-klagomål.docx
+++ b/klagomål/A 53468-2023 FSC-klagomål.docx
@@ -1352,7 +1352,7 @@
     <w:r>
       <w:tab/>
       <w:tab/>
-      <w:t>2026-09-10</w:t>
+      <w:t>2026-09-11</w:t>
       <w:br/>
       <w:br/>
     </w:r>

--- a/klagomål/A 53468-2023 FSC-klagomål.docx
+++ b/klagomål/A 53468-2023 FSC-klagomål.docx
@@ -1352,7 +1352,7 @@
     <w:r>
       <w:tab/>
       <w:tab/>
-      <w:t>2026-09-11</w:t>
+      <w:t>2026-09-12</w:t>
       <w:br/>
       <w:br/>
     </w:r>

--- a/klagomål/A 53468-2023 FSC-klagomål.docx
+++ b/klagomål/A 53468-2023 FSC-klagomål.docx
@@ -1352,7 +1352,7 @@
     <w:r>
       <w:tab/>
       <w:tab/>
-      <w:t>2026-09-12</w:t>
+      <w:t>2026-09-13</w:t>
       <w:br/>
       <w:br/>
     </w:r>
